--- a/templates/plananual/ED. FISICA 1° A 5°/E. FÍSICA 1° PROGRAMACIÓN  ANUAL.docx
+++ b/templates/plananual/ED. FISICA 1° A 5°/E. FÍSICA 1° PROGRAMACIÓN  ANUAL.docx
@@ -11253,6 +11253,7 @@
                 <w:szCs w:val="20"/>
               </w:rPr>
             </w:pPr>
+            <w:bookmarkStart w:id="1" w:name="_Hlk227075175"/>
             <w:r>
               <w:rPr>
                 <w:rFonts w:ascii="Arial Nova Cond" w:hAnsi="Arial Nova Cond" w:cs="Times New Roman"/>
@@ -11529,7 +11530,6 @@
           <w:tcPr>
             <w:tcW w:w="875" w:type="dxa"/>
             <w:vMerge w:val="restart"/>
-            <w:shd w:val="clear" w:color="auto" w:fill="auto"/>
             <w:vAlign w:val="center"/>
           </w:tcPr>
           <w:p>
@@ -11640,7 +11640,6 @@
         <w:tc>
           <w:tcPr>
             <w:tcW w:w="6169" w:type="dxa"/>
-            <w:shd w:val="clear" w:color="auto" w:fill="auto"/>
             <w:vAlign w:val="center"/>
           </w:tcPr>
           <w:p>
@@ -11675,7 +11674,6 @@
         <w:tc>
           <w:tcPr>
             <w:tcW w:w="2015" w:type="dxa"/>
-            <w:shd w:val="clear" w:color="auto" w:fill="auto"/>
             <w:vAlign w:val="center"/>
           </w:tcPr>
           <w:p>
@@ -11714,7 +11712,7 @@
               <w:autoSpaceDE w:val="0"/>
               <w:autoSpaceDN w:val="0"/>
               <w:adjustRightInd w:val="0"/>
-              <w:jc w:val="center"/>
+              <w:jc w:val="both"/>
               <w:rPr>
                 <w:rFonts w:ascii="Arial Nova Cond" w:hAnsi="Arial Nova Cond" w:cs="Arial"/>
                 <w:color w:val="000000"/>
@@ -11738,7 +11736,6 @@
         <w:tc>
           <w:tcPr>
             <w:tcW w:w="1337" w:type="dxa"/>
-            <w:shd w:val="clear" w:color="auto" w:fill="auto"/>
             <w:vAlign w:val="center"/>
           </w:tcPr>
           <w:p>
@@ -11777,7 +11774,6 @@
           <w:tcPr>
             <w:tcW w:w="875" w:type="dxa"/>
             <w:vMerge/>
-            <w:shd w:val="clear" w:color="auto" w:fill="auto"/>
             <w:vAlign w:val="center"/>
           </w:tcPr>
           <w:p>
@@ -11869,7 +11865,6 @@
         <w:tc>
           <w:tcPr>
             <w:tcW w:w="6169" w:type="dxa"/>
-            <w:shd w:val="clear" w:color="auto" w:fill="auto"/>
             <w:vAlign w:val="center"/>
           </w:tcPr>
           <w:p>
@@ -11904,7 +11899,6 @@
         <w:tc>
           <w:tcPr>
             <w:tcW w:w="2015" w:type="dxa"/>
-            <w:shd w:val="clear" w:color="auto" w:fill="auto"/>
             <w:vAlign w:val="center"/>
           </w:tcPr>
           <w:p>
@@ -11943,7 +11937,7 @@
               <w:autoSpaceDE w:val="0"/>
               <w:autoSpaceDN w:val="0"/>
               <w:adjustRightInd w:val="0"/>
-              <w:jc w:val="center"/>
+              <w:jc w:val="both"/>
               <w:rPr>
                 <w:rFonts w:ascii="Arial Nova Cond" w:hAnsi="Arial Nova Cond" w:cs="Arial"/>
                 <w:color w:val="000000"/>
@@ -11967,7 +11961,6 @@
         <w:tc>
           <w:tcPr>
             <w:tcW w:w="1337" w:type="dxa"/>
-            <w:shd w:val="clear" w:color="auto" w:fill="auto"/>
             <w:vAlign w:val="center"/>
           </w:tcPr>
           <w:p>
@@ -12006,7 +11999,6 @@
           <w:tcPr>
             <w:tcW w:w="875" w:type="dxa"/>
             <w:vMerge/>
-            <w:shd w:val="clear" w:color="auto" w:fill="auto"/>
             <w:vAlign w:val="center"/>
           </w:tcPr>
           <w:p>
@@ -12098,7 +12090,6 @@
         <w:tc>
           <w:tcPr>
             <w:tcW w:w="6169" w:type="dxa"/>
-            <w:shd w:val="clear" w:color="auto" w:fill="auto"/>
             <w:vAlign w:val="center"/>
           </w:tcPr>
           <w:p>
@@ -12133,7 +12124,6 @@
         <w:tc>
           <w:tcPr>
             <w:tcW w:w="2015" w:type="dxa"/>
-            <w:shd w:val="clear" w:color="auto" w:fill="auto"/>
             <w:vAlign w:val="center"/>
           </w:tcPr>
           <w:p>
@@ -12172,7 +12162,7 @@
               <w:autoSpaceDE w:val="0"/>
               <w:autoSpaceDN w:val="0"/>
               <w:adjustRightInd w:val="0"/>
-              <w:jc w:val="center"/>
+              <w:jc w:val="both"/>
               <w:rPr>
                 <w:rFonts w:ascii="Arial Nova Cond" w:hAnsi="Arial Nova Cond" w:cs="Arial"/>
                 <w:color w:val="000000"/>
@@ -12196,7 +12186,6 @@
         <w:tc>
           <w:tcPr>
             <w:tcW w:w="1337" w:type="dxa"/>
-            <w:shd w:val="clear" w:color="auto" w:fill="auto"/>
             <w:vAlign w:val="center"/>
           </w:tcPr>
           <w:p>
@@ -12235,7 +12224,6 @@
           <w:tcPr>
             <w:tcW w:w="875" w:type="dxa"/>
             <w:vMerge w:val="restart"/>
-            <w:shd w:val="clear" w:color="auto" w:fill="auto"/>
             <w:vAlign w:val="center"/>
           </w:tcPr>
           <w:p>
@@ -12338,7 +12326,6 @@
         <w:tc>
           <w:tcPr>
             <w:tcW w:w="6169" w:type="dxa"/>
-            <w:shd w:val="clear" w:color="auto" w:fill="auto"/>
             <w:vAlign w:val="center"/>
           </w:tcPr>
           <w:p>
@@ -12374,7 +12361,6 @@
         <w:tc>
           <w:tcPr>
             <w:tcW w:w="2015" w:type="dxa"/>
-            <w:shd w:val="clear" w:color="auto" w:fill="auto"/>
             <w:vAlign w:val="center"/>
           </w:tcPr>
           <w:p>
@@ -12413,7 +12399,7 @@
               <w:autoSpaceDE w:val="0"/>
               <w:autoSpaceDN w:val="0"/>
               <w:adjustRightInd w:val="0"/>
-              <w:jc w:val="center"/>
+              <w:jc w:val="both"/>
               <w:rPr>
                 <w:rFonts w:ascii="Arial Nova Cond" w:hAnsi="Arial Nova Cond" w:cs="Arial"/>
                 <w:color w:val="000000"/>
@@ -12437,7 +12423,6 @@
         <w:tc>
           <w:tcPr>
             <w:tcW w:w="1337" w:type="dxa"/>
-            <w:shd w:val="clear" w:color="auto" w:fill="auto"/>
             <w:vAlign w:val="center"/>
           </w:tcPr>
           <w:p>
@@ -12476,7 +12461,6 @@
           <w:tcPr>
             <w:tcW w:w="875" w:type="dxa"/>
             <w:vMerge/>
-            <w:shd w:val="clear" w:color="auto" w:fill="auto"/>
             <w:vAlign w:val="center"/>
           </w:tcPr>
           <w:p>
@@ -12568,7 +12552,6 @@
         <w:tc>
           <w:tcPr>
             <w:tcW w:w="6169" w:type="dxa"/>
-            <w:shd w:val="clear" w:color="auto" w:fill="auto"/>
             <w:vAlign w:val="center"/>
           </w:tcPr>
           <w:p>
@@ -12604,7 +12587,6 @@
         <w:tc>
           <w:tcPr>
             <w:tcW w:w="2015" w:type="dxa"/>
-            <w:shd w:val="clear" w:color="auto" w:fill="auto"/>
             <w:vAlign w:val="center"/>
           </w:tcPr>
           <w:p>
@@ -12643,7 +12625,7 @@
               <w:autoSpaceDE w:val="0"/>
               <w:autoSpaceDN w:val="0"/>
               <w:adjustRightInd w:val="0"/>
-              <w:jc w:val="center"/>
+              <w:jc w:val="both"/>
               <w:rPr>
                 <w:rFonts w:ascii="Arial Nova Cond" w:hAnsi="Arial Nova Cond" w:cs="Arial"/>
                 <w:color w:val="000000"/>
@@ -12667,7 +12649,6 @@
         <w:tc>
           <w:tcPr>
             <w:tcW w:w="1337" w:type="dxa"/>
-            <w:shd w:val="clear" w:color="auto" w:fill="auto"/>
             <w:vAlign w:val="center"/>
           </w:tcPr>
           <w:p>
@@ -12706,7 +12687,6 @@
           <w:tcPr>
             <w:tcW w:w="875" w:type="dxa"/>
             <w:vMerge w:val="restart"/>
-            <w:shd w:val="clear" w:color="auto" w:fill="auto"/>
             <w:vAlign w:val="center"/>
           </w:tcPr>
           <w:p>
@@ -12810,7 +12790,6 @@
         <w:tc>
           <w:tcPr>
             <w:tcW w:w="6169" w:type="dxa"/>
-            <w:shd w:val="clear" w:color="auto" w:fill="auto"/>
             <w:vAlign w:val="center"/>
           </w:tcPr>
           <w:p>
@@ -12846,7 +12825,6 @@
         <w:tc>
           <w:tcPr>
             <w:tcW w:w="2015" w:type="dxa"/>
-            <w:shd w:val="clear" w:color="auto" w:fill="auto"/>
             <w:vAlign w:val="center"/>
           </w:tcPr>
           <w:p>
@@ -12885,7 +12863,7 @@
               <w:autoSpaceDE w:val="0"/>
               <w:autoSpaceDN w:val="0"/>
               <w:adjustRightInd w:val="0"/>
-              <w:jc w:val="center"/>
+              <w:jc w:val="both"/>
               <w:rPr>
                 <w:rFonts w:ascii="Arial Nova Cond" w:hAnsi="Arial Nova Cond" w:cs="Arial"/>
                 <w:color w:val="000000"/>
@@ -12909,7 +12887,6 @@
         <w:tc>
           <w:tcPr>
             <w:tcW w:w="1337" w:type="dxa"/>
-            <w:shd w:val="clear" w:color="auto" w:fill="auto"/>
             <w:vAlign w:val="center"/>
           </w:tcPr>
           <w:p>
@@ -12948,7 +12925,6 @@
           <w:tcPr>
             <w:tcW w:w="875" w:type="dxa"/>
             <w:vMerge/>
-            <w:shd w:val="clear" w:color="auto" w:fill="auto"/>
             <w:vAlign w:val="center"/>
           </w:tcPr>
           <w:p>
@@ -13040,7 +13016,6 @@
         <w:tc>
           <w:tcPr>
             <w:tcW w:w="6169" w:type="dxa"/>
-            <w:shd w:val="clear" w:color="auto" w:fill="auto"/>
             <w:vAlign w:val="center"/>
           </w:tcPr>
           <w:p>
@@ -13075,7 +13050,6 @@
         <w:tc>
           <w:tcPr>
             <w:tcW w:w="2015" w:type="dxa"/>
-            <w:shd w:val="clear" w:color="auto" w:fill="auto"/>
             <w:vAlign w:val="center"/>
           </w:tcPr>
           <w:p>
@@ -13114,7 +13088,7 @@
               <w:autoSpaceDE w:val="0"/>
               <w:autoSpaceDN w:val="0"/>
               <w:adjustRightInd w:val="0"/>
-              <w:jc w:val="center"/>
+              <w:jc w:val="both"/>
               <w:rPr>
                 <w:rFonts w:ascii="Arial Nova Cond" w:hAnsi="Arial Nova Cond" w:cs="Arial"/>
                 <w:color w:val="000000"/>
@@ -13138,7 +13112,6 @@
         <w:tc>
           <w:tcPr>
             <w:tcW w:w="1337" w:type="dxa"/>
-            <w:shd w:val="clear" w:color="auto" w:fill="auto"/>
             <w:vAlign w:val="center"/>
           </w:tcPr>
           <w:p>
@@ -13177,7 +13150,6 @@
           <w:tcPr>
             <w:tcW w:w="875" w:type="dxa"/>
             <w:vMerge w:val="restart"/>
-            <w:shd w:val="clear" w:color="auto" w:fill="auto"/>
             <w:vAlign w:val="center"/>
           </w:tcPr>
           <w:p>
@@ -13288,7 +13260,6 @@
         <w:tc>
           <w:tcPr>
             <w:tcW w:w="6169" w:type="dxa"/>
-            <w:shd w:val="clear" w:color="auto" w:fill="auto"/>
             <w:vAlign w:val="center"/>
           </w:tcPr>
           <w:p>
@@ -13323,7 +13294,6 @@
         <w:tc>
           <w:tcPr>
             <w:tcW w:w="2015" w:type="dxa"/>
-            <w:shd w:val="clear" w:color="auto" w:fill="auto"/>
             <w:vAlign w:val="center"/>
           </w:tcPr>
           <w:p>
@@ -13362,7 +13332,7 @@
               <w:autoSpaceDE w:val="0"/>
               <w:autoSpaceDN w:val="0"/>
               <w:adjustRightInd w:val="0"/>
-              <w:jc w:val="center"/>
+              <w:jc w:val="both"/>
               <w:rPr>
                 <w:rFonts w:ascii="Arial Nova Cond" w:hAnsi="Arial Nova Cond" w:cs="Arial"/>
                 <w:color w:val="000000"/>
@@ -13386,7 +13356,6 @@
         <w:tc>
           <w:tcPr>
             <w:tcW w:w="1337" w:type="dxa"/>
-            <w:shd w:val="clear" w:color="auto" w:fill="auto"/>
             <w:vAlign w:val="center"/>
           </w:tcPr>
           <w:p>
@@ -13425,7 +13394,6 @@
           <w:tcPr>
             <w:tcW w:w="875" w:type="dxa"/>
             <w:vMerge/>
-            <w:shd w:val="clear" w:color="auto" w:fill="auto"/>
             <w:vAlign w:val="center"/>
           </w:tcPr>
           <w:p>
@@ -13525,7 +13493,6 @@
         <w:tc>
           <w:tcPr>
             <w:tcW w:w="6169" w:type="dxa"/>
-            <w:shd w:val="clear" w:color="auto" w:fill="auto"/>
             <w:vAlign w:val="center"/>
           </w:tcPr>
           <w:p>
@@ -13561,7 +13528,6 @@
         <w:tc>
           <w:tcPr>
             <w:tcW w:w="2015" w:type="dxa"/>
-            <w:shd w:val="clear" w:color="auto" w:fill="auto"/>
             <w:vAlign w:val="center"/>
           </w:tcPr>
           <w:p>
@@ -13599,7 +13565,7 @@
               <w:autoSpaceDE w:val="0"/>
               <w:autoSpaceDN w:val="0"/>
               <w:adjustRightInd w:val="0"/>
-              <w:jc w:val="center"/>
+              <w:jc w:val="both"/>
               <w:rPr>
                 <w:rFonts w:ascii="Arial Nova Cond" w:hAnsi="Arial Nova Cond" w:cs="Arial"/>
                 <w:color w:val="000000"/>
@@ -13623,7 +13589,6 @@
         <w:tc>
           <w:tcPr>
             <w:tcW w:w="1337" w:type="dxa"/>
-            <w:shd w:val="clear" w:color="auto" w:fill="auto"/>
             <w:vAlign w:val="center"/>
           </w:tcPr>
           <w:p>
@@ -13654,6 +13619,7 @@
         </w:tc>
       </w:tr>
     </w:tbl>
+    <w:bookmarkEnd w:id="1"/>
     <w:p>
       <w:pPr>
         <w:pStyle w:val="Prrafodelista"/>
@@ -26298,7 +26264,7 @@
                 <w:szCs w:val="20"/>
               </w:rPr>
             </w:pPr>
-            <w:bookmarkStart w:id="1" w:name="_Hlk190773444"/>
+            <w:bookmarkStart w:id="2" w:name="_Hlk190773444"/>
           </w:p>
           <w:p>
             <w:pPr>
@@ -26708,7 +26674,7 @@
           </w:p>
         </w:tc>
       </w:tr>
-      <w:bookmarkEnd w:id="1"/>
+      <w:bookmarkEnd w:id="2"/>
     </w:tbl>
     <w:p>
       <w:pPr>

--- a/templates/plananual/ED. FISICA 1° A 5°/E. FÍSICA 1° PROGRAMACIÓN  ANUAL.docx
+++ b/templates/plananual/ED. FISICA 1° A 5°/E. FÍSICA 1° PROGRAMACIÓN  ANUAL.docx
@@ -1,6 +1,6 @@
 
 <file path=word/document.xml><?xml version="1.0" encoding="utf-8"?>
-<w:document xmlns:wpc="http://schemas.microsoft.com/office/word/2010/wordprocessingCanvas" xmlns:cx="http://schemas.microsoft.com/office/drawing/2014/chartex" xmlns:cx1="http://schemas.microsoft.com/office/drawing/2015/9/8/chartex" xmlns:cx2="http://schemas.microsoft.com/office/drawing/2015/10/21/chartex" xmlns:cx3="http://schemas.microsoft.com/office/drawing/2016/5/9/chartex" xmlns:cx4="http://schemas.microsoft.com/office/drawing/2016/5/10/chartex" xmlns:cx5="http://schemas.microsoft.com/office/drawing/2016/5/11/chartex" xmlns:cx6="http://schemas.microsoft.com/office/drawing/2016/5/12/chartex" xmlns:cx7="http://schemas.microsoft.com/office/drawing/2016/5/13/chartex" xmlns:cx8="http://schemas.microsoft.com/office/drawing/2016/5/14/chartex" xmlns:mc="http://schemas.openxmlformats.org/markup-compatibility/2006" xmlns:aink="http://schemas.microsoft.com/office/drawing/2016/ink" xmlns:am3d="http://schemas.microsoft.com/office/drawing/2017/model3d" xmlns:o="urn:schemas-microsoft-com:office:office" xmlns:oel="http://schemas.microsoft.com/office/2019/extlst" xmlns:r="http://schemas.openxmlformats.org/officeDocument/2006/relationships" xmlns:m="http://schemas.openxmlformats.org/officeDocument/2006/math" xmlns:v="urn:schemas-microsoft-com:vml" xmlns:wp14="http://schemas.microsoft.com/office/word/2010/wordprocessingDrawing" xmlns:wp="http://schemas.openxmlformats.org/drawingml/2006/wordprocessingDrawing" xmlns:w10="urn:schemas-microsoft-com:office:word" xmlns:w="http://schemas.openxmlformats.org/wordprocessingml/2006/main" xmlns:w14="http://schemas.microsoft.com/office/word/2010/wordml" xmlns:w15="http://schemas.microsoft.com/office/word/2012/wordml" xmlns:w16cex="http://schemas.microsoft.com/office/word/2018/wordml/cex" xmlns:w16cid="http://schemas.microsoft.com/office/word/2016/wordml/cid" xmlns:w16="http://schemas.microsoft.com/office/word/2018/wordml" xmlns:w16du="http://schemas.microsoft.com/office/word/2023/wordml/word16du" xmlns:w16sdtdh="http://schemas.microsoft.com/office/word/2020/wordml/sdtdatahash" xmlns:w16se="http://schemas.microsoft.com/office/word/2015/wordml/symex" xmlns:wpg="http://schemas.microsoft.com/office/word/2010/wordprocessingGroup" xmlns:wpi="http://schemas.microsoft.com/office/word/2010/wordprocessingInk" xmlns:wne="http://schemas.microsoft.com/office/word/2006/wordml" xmlns:wps="http://schemas.microsoft.com/office/word/2010/wordprocessingShape" mc:Ignorable="w14 w15 w16se w16cid w16 w16cex w16sdtdh w16du wp14">
+<w:document xmlns:wpc="http://schemas.microsoft.com/office/word/2010/wordprocessingCanvas" xmlns:cx="http://schemas.microsoft.com/office/drawing/2014/chartex" xmlns:cx1="http://schemas.microsoft.com/office/drawing/2015/9/8/chartex" xmlns:cx2="http://schemas.microsoft.com/office/drawing/2015/10/21/chartex" xmlns:cx3="http://schemas.microsoft.com/office/drawing/2016/5/9/chartex" xmlns:cx4="http://schemas.microsoft.com/office/drawing/2016/5/10/chartex" xmlns:cx5="http://schemas.microsoft.com/office/drawing/2016/5/11/chartex" xmlns:cx6="http://schemas.microsoft.com/office/drawing/2016/5/12/chartex" xmlns:cx7="http://schemas.microsoft.com/office/drawing/2016/5/13/chartex" xmlns:cx8="http://schemas.microsoft.com/office/drawing/2016/5/14/chartex" xmlns:mc="http://schemas.openxmlformats.org/markup-compatibility/2006" xmlns:aink="http://schemas.microsoft.com/office/drawing/2016/ink" xmlns:am3d="http://schemas.microsoft.com/office/drawing/2017/model3d" xmlns:o="urn:schemas-microsoft-com:office:office" xmlns:oel="http://schemas.microsoft.com/office/2019/extlst" xmlns:r="http://schemas.openxmlformats.org/officeDocument/2006/relationships" xmlns:m="http://schemas.openxmlformats.org/officeDocument/2006/math" xmlns:v="urn:schemas-microsoft-com:vml" xmlns:wp14="http://schemas.microsoft.com/office/word/2010/wordprocessingDrawing" xmlns:wp="http://schemas.openxmlformats.org/drawingml/2006/wordprocessingDrawing" xmlns:w10="urn:schemas-microsoft-com:office:word" xmlns:w="http://schemas.openxmlformats.org/wordprocessingml/2006/main" xmlns:w14="http://schemas.microsoft.com/office/word/2010/wordml" xmlns:w15="http://schemas.microsoft.com/office/word/2012/wordml" xmlns:w16cex="http://schemas.microsoft.com/office/word/2018/wordml/cex" xmlns:w16cid="http://schemas.microsoft.com/office/word/2016/wordml/cid" xmlns:w16="http://schemas.microsoft.com/office/word/2018/wordml" xmlns:w16du="http://schemas.microsoft.com/office/word/2023/wordml/word16du" xmlns:w16sdtdh="http://schemas.microsoft.com/office/word/2020/wordml/sdtdatahash" xmlns:w16sdtfl="http://schemas.microsoft.com/office/word/2024/wordml/sdtformatlock" xmlns:w16se="http://schemas.microsoft.com/office/word/2015/wordml/symex" xmlns:wpg="http://schemas.microsoft.com/office/word/2010/wordprocessingGroup" xmlns:wpi="http://schemas.microsoft.com/office/word/2010/wordprocessingInk" xmlns:wne="http://schemas.microsoft.com/office/word/2006/wordml" xmlns:wps="http://schemas.microsoft.com/office/word/2010/wordprocessingShape" mc:Ignorable="w14 w15 w16se w16cid w16 w16cex w16sdtdh w16sdtfl w16du wp14">
   <w:body>
     <w:p>
       <w:pPr>
@@ -273,31 +273,7 @@
                                   <w:sz w:val="32"/>
                                   <w:szCs w:val="32"/>
                                 </w:rPr>
-                                <w:t>{{</w:t>
-                              </w:r>
-                              <w:proofErr w:type="spellStart"/>
-                              <w:r>
-                                <w:rPr>
-                                  <w:rFonts w:ascii="Aptos ExtraBold" w:hAnsi="Aptos ExtraBold" w:cs="Times New Roman"/>
-                                  <w:b/>
-                                  <w:bCs/>
-                                  <w:color w:val="FFFFFF" w:themeColor="background1"/>
-                                  <w:sz w:val="32"/>
-                                  <w:szCs w:val="32"/>
-                                </w:rPr>
-                                <w:t>anio</w:t>
-                              </w:r>
-                              <w:proofErr w:type="spellEnd"/>
-                              <w:r>
-                                <w:rPr>
-                                  <w:rFonts w:ascii="Aptos ExtraBold" w:hAnsi="Aptos ExtraBold" w:cs="Times New Roman"/>
-                                  <w:b/>
-                                  <w:bCs/>
-                                  <w:color w:val="FFFFFF" w:themeColor="background1"/>
-                                  <w:sz w:val="32"/>
-                                  <w:szCs w:val="32"/>
-                                </w:rPr>
-                                <w:t>}}</w:t>
+                                <w:t>{{anio}}</w:t>
                               </w:r>
                             </w:p>
                           </w:txbxContent>
@@ -674,93 +650,57 @@
                 <w:sz w:val="20"/>
                 <w:szCs w:val="20"/>
               </w:rPr>
-              <w:t>{{</w:t>
-            </w:r>
-            <w:proofErr w:type="spellStart"/>
+              <w:t>{{dre}}</w:t>
+            </w:r>
+          </w:p>
+        </w:tc>
+        <w:tc>
+          <w:tcPr>
+            <w:tcW w:w="5103" w:type="dxa"/>
+            <w:vAlign w:val="center"/>
+          </w:tcPr>
+          <w:p>
+            <w:pPr>
+              <w:spacing w:line="276" w:lineRule="auto"/>
+              <w:jc w:val="center"/>
+              <w:rPr>
+                <w:rFonts w:ascii="Arial Nova Cond Light" w:hAnsi="Arial Nova Cond Light" w:cs="Times New Roman"/>
+                <w:sz w:val="20"/>
+                <w:szCs w:val="20"/>
+              </w:rPr>
+            </w:pPr>
             <w:r>
               <w:rPr>
                 <w:rFonts w:ascii="Arial Nova Cond" w:hAnsi="Arial Nova Cond" w:cs="Times New Roman"/>
                 <w:sz w:val="20"/>
                 <w:szCs w:val="20"/>
               </w:rPr>
-              <w:t>dre</w:t>
-            </w:r>
-            <w:proofErr w:type="spellEnd"/>
+              <w:t>{{director}}</w:t>
+            </w:r>
+          </w:p>
+        </w:tc>
+        <w:tc>
+          <w:tcPr>
+            <w:tcW w:w="4819" w:type="dxa"/>
+            <w:vAlign w:val="center"/>
+          </w:tcPr>
+          <w:p>
+            <w:pPr>
+              <w:spacing w:line="276" w:lineRule="auto"/>
+              <w:jc w:val="center"/>
+              <w:rPr>
+                <w:rFonts w:ascii="Arial Nova Cond Light" w:hAnsi="Arial Nova Cond Light" w:cs="Times New Roman"/>
+                <w:sz w:val="20"/>
+                <w:szCs w:val="20"/>
+              </w:rPr>
+            </w:pPr>
             <w:r>
               <w:rPr>
                 <w:rFonts w:ascii="Arial Nova Cond" w:hAnsi="Arial Nova Cond" w:cs="Times New Roman"/>
                 <w:sz w:val="20"/>
                 <w:szCs w:val="20"/>
               </w:rPr>
-              <w:t>}}</w:t>
-            </w:r>
-          </w:p>
-        </w:tc>
-        <w:tc>
-          <w:tcPr>
-            <w:tcW w:w="5103" w:type="dxa"/>
-            <w:vAlign w:val="center"/>
-          </w:tcPr>
-          <w:p>
-            <w:pPr>
-              <w:spacing w:line="276" w:lineRule="auto"/>
-              <w:jc w:val="center"/>
-              <w:rPr>
-                <w:rFonts w:ascii="Arial Nova Cond Light" w:hAnsi="Arial Nova Cond Light" w:cs="Times New Roman"/>
-                <w:sz w:val="20"/>
-                <w:szCs w:val="20"/>
-              </w:rPr>
-            </w:pPr>
-            <w:r>
-              <w:rPr>
-                <w:rFonts w:ascii="Arial Nova Cond" w:hAnsi="Arial Nova Cond" w:cs="Times New Roman"/>
-                <w:sz w:val="20"/>
-                <w:szCs w:val="20"/>
-              </w:rPr>
-              <w:t>{{director}}</w:t>
-            </w:r>
-          </w:p>
-        </w:tc>
-        <w:tc>
-          <w:tcPr>
-            <w:tcW w:w="4819" w:type="dxa"/>
-            <w:vAlign w:val="center"/>
-          </w:tcPr>
-          <w:p>
-            <w:pPr>
-              <w:spacing w:line="276" w:lineRule="auto"/>
-              <w:jc w:val="center"/>
-              <w:rPr>
-                <w:rFonts w:ascii="Arial Nova Cond Light" w:hAnsi="Arial Nova Cond Light" w:cs="Times New Roman"/>
-                <w:sz w:val="20"/>
-                <w:szCs w:val="20"/>
-              </w:rPr>
-            </w:pPr>
-            <w:r>
-              <w:rPr>
-                <w:rFonts w:ascii="Arial Nova Cond" w:hAnsi="Arial Nova Cond" w:cs="Times New Roman"/>
-                <w:sz w:val="20"/>
-                <w:szCs w:val="20"/>
-              </w:rPr>
-              <w:t>{{</w:t>
-            </w:r>
-            <w:proofErr w:type="spellStart"/>
-            <w:r>
-              <w:rPr>
-                <w:rFonts w:ascii="Arial Nova Cond" w:hAnsi="Arial Nova Cond" w:cs="Times New Roman"/>
-                <w:sz w:val="20"/>
-                <w:szCs w:val="20"/>
-              </w:rPr>
-              <w:t>area</w:t>
-            </w:r>
-            <w:proofErr w:type="spellEnd"/>
-            <w:r>
-              <w:rPr>
-                <w:rFonts w:ascii="Arial Nova Cond" w:hAnsi="Arial Nova Cond" w:cs="Times New Roman"/>
-                <w:sz w:val="20"/>
-                <w:szCs w:val="20"/>
-              </w:rPr>
-              <w:t>}}</w:t>
+              <w:t>{{area}}</w:t>
             </w:r>
           </w:p>
         </w:tc>
@@ -885,68 +825,32 @@
                 <w:sz w:val="20"/>
                 <w:szCs w:val="20"/>
               </w:rPr>
-              <w:t>{{</w:t>
-            </w:r>
-            <w:proofErr w:type="spellStart"/>
+              <w:t>{{ugel}}</w:t>
+            </w:r>
+          </w:p>
+        </w:tc>
+        <w:tc>
+          <w:tcPr>
+            <w:tcW w:w="5103" w:type="dxa"/>
+            <w:vAlign w:val="center"/>
+          </w:tcPr>
+          <w:p>
+            <w:pPr>
+              <w:spacing w:line="276" w:lineRule="auto"/>
+              <w:jc w:val="center"/>
+              <w:rPr>
+                <w:rFonts w:ascii="Arial Nova Cond Light" w:hAnsi="Arial Nova Cond Light" w:cs="Times New Roman"/>
+                <w:sz w:val="20"/>
+                <w:szCs w:val="20"/>
+              </w:rPr>
+            </w:pPr>
             <w:r>
               <w:rPr>
                 <w:rFonts w:ascii="Arial Nova Cond" w:hAnsi="Arial Nova Cond" w:cs="Times New Roman"/>
                 <w:sz w:val="20"/>
                 <w:szCs w:val="20"/>
               </w:rPr>
-              <w:t>ugel</w:t>
-            </w:r>
-            <w:proofErr w:type="spellEnd"/>
-            <w:r>
-              <w:rPr>
-                <w:rFonts w:ascii="Arial Nova Cond" w:hAnsi="Arial Nova Cond" w:cs="Times New Roman"/>
-                <w:sz w:val="20"/>
-                <w:szCs w:val="20"/>
-              </w:rPr>
-              <w:t>}}</w:t>
-            </w:r>
-          </w:p>
-        </w:tc>
-        <w:tc>
-          <w:tcPr>
-            <w:tcW w:w="5103" w:type="dxa"/>
-            <w:vAlign w:val="center"/>
-          </w:tcPr>
-          <w:p>
-            <w:pPr>
-              <w:spacing w:line="276" w:lineRule="auto"/>
-              <w:jc w:val="center"/>
-              <w:rPr>
-                <w:rFonts w:ascii="Arial Nova Cond Light" w:hAnsi="Arial Nova Cond Light" w:cs="Times New Roman"/>
-                <w:sz w:val="20"/>
-                <w:szCs w:val="20"/>
-              </w:rPr>
-            </w:pPr>
-            <w:r>
-              <w:rPr>
-                <w:rFonts w:ascii="Arial Nova Cond" w:hAnsi="Arial Nova Cond" w:cs="Times New Roman"/>
-                <w:sz w:val="20"/>
-                <w:szCs w:val="20"/>
-              </w:rPr>
-              <w:t>{{</w:t>
-            </w:r>
-            <w:proofErr w:type="spellStart"/>
-            <w:r>
-              <w:rPr>
-                <w:rFonts w:ascii="Arial Nova Cond" w:hAnsi="Arial Nova Cond" w:cs="Times New Roman"/>
-                <w:sz w:val="20"/>
-                <w:szCs w:val="20"/>
-              </w:rPr>
-              <w:t>cordinador</w:t>
-            </w:r>
-            <w:proofErr w:type="spellEnd"/>
-            <w:r>
-              <w:rPr>
-                <w:rFonts w:ascii="Arial Nova Cond" w:hAnsi="Arial Nova Cond" w:cs="Times New Roman"/>
-                <w:sz w:val="20"/>
-                <w:szCs w:val="20"/>
-              </w:rPr>
-              <w:t>}}</w:t>
+              <w:t>{{cordinador}}</w:t>
             </w:r>
           </w:p>
         </w:tc>
@@ -1098,25 +1002,7 @@
                 <w:sz w:val="20"/>
                 <w:szCs w:val="20"/>
               </w:rPr>
-              <w:t>{{</w:t>
-            </w:r>
-            <w:proofErr w:type="spellStart"/>
-            <w:r>
-              <w:rPr>
-                <w:rFonts w:ascii="Arial Nova Cond" w:hAnsi="Arial Nova Cond" w:cs="Times New Roman"/>
-                <w:sz w:val="20"/>
-                <w:szCs w:val="20"/>
-              </w:rPr>
-              <w:t>institucioneducativa</w:t>
-            </w:r>
-            <w:proofErr w:type="spellEnd"/>
-            <w:r>
-              <w:rPr>
-                <w:rFonts w:ascii="Arial Nova Cond" w:hAnsi="Arial Nova Cond" w:cs="Times New Roman"/>
-                <w:sz w:val="20"/>
-                <w:szCs w:val="20"/>
-              </w:rPr>
-              <w:t>}}</w:t>
+              <w:t>{{institucioneducativa}}</w:t>
             </w:r>
           </w:p>
         </w:tc>
@@ -1393,21 +1279,8 @@
                 <w:sz w:val="20"/>
                 <w:szCs w:val="20"/>
               </w:rPr>
-              <w:t xml:space="preserve">interactúa a través de sus habilidades </w:t>
-            </w:r>
-            <w:proofErr w:type="spellStart"/>
-            <w:r>
-              <w:rPr>
-                <w:rFonts w:ascii="Arial Nova Cond Light" w:hAnsi="Arial Nova Cond Light" w:cs="Times New Roman"/>
-                <w:b/>
-                <w:bCs/>
-                <w:color w:val="0070C0"/>
-                <w:sz w:val="20"/>
-                <w:szCs w:val="20"/>
-              </w:rPr>
-              <w:t>sociomotrices</w:t>
-            </w:r>
-            <w:proofErr w:type="spellEnd"/>
+              <w:t>interactúa a través de sus habilidades sociomotrices</w:t>
+            </w:r>
             <w:r>
               <w:rPr>
                 <w:rFonts w:ascii="Arial Nova Cond Light" w:hAnsi="Arial Nova Cond Light" w:cs="Times New Roman"/>
@@ -2470,29 +2343,7 @@
                 <w:szCs w:val="20"/>
                 <w:lang w:eastAsia="es-ES"/>
               </w:rPr>
-              <w:t xml:space="preserve">Interactúa a través de sus habilidades </w:t>
-            </w:r>
-            <w:proofErr w:type="spellStart"/>
-            <w:r>
-              <w:rPr>
-                <w:rFonts w:ascii="Arial Nova Cond Light" w:eastAsia="Times New Roman" w:hAnsi="Arial Nova Cond Light" w:cs="Arial"/>
-                <w:bCs/>
-                <w:sz w:val="20"/>
-                <w:szCs w:val="20"/>
-                <w:lang w:eastAsia="es-ES"/>
-              </w:rPr>
-              <w:t>sociomotrices</w:t>
-            </w:r>
-            <w:proofErr w:type="spellEnd"/>
-            <w:r>
-              <w:rPr>
-                <w:rFonts w:ascii="Arial Nova Cond Light" w:eastAsia="Times New Roman" w:hAnsi="Arial Nova Cond Light" w:cs="Arial"/>
-                <w:bCs/>
-                <w:sz w:val="20"/>
-                <w:szCs w:val="20"/>
-                <w:lang w:eastAsia="es-ES"/>
-              </w:rPr>
-              <w:t xml:space="preserve"> con autonomía en situaciones que no le son favorables y asume con una actitud de liderazgo los desafíos propios de la práctica de actividades físicas, experimentando el placer y disfrute que ellas representan. Formula y aplica estrategias para solucionar problemas individuales y colectivos, incorporando elementos técnicos y tácticos pertinentes y adecuándose a los cambios que se dan en la práctica. Analiza los posibles aciertos y dificultades ocurridos durante la práctica para mejorar la estrategia de juego.</w:t>
+              <w:t>Interactúa a través de sus habilidades sociomotrices con autonomía en situaciones que no le son favorables y asume con una actitud de liderazgo los desafíos propios de la práctica de actividades físicas, experimentando el placer y disfrute que ellas representan. Formula y aplica estrategias para solucionar problemas individuales y colectivos, incorporando elementos técnicos y tácticos pertinentes y adecuándose a los cambios que se dan en la práctica. Analiza los posibles aciertos y dificultades ocurridos durante la práctica para mejorar la estrategia de juego.</w:t>
             </w:r>
           </w:p>
         </w:tc>
@@ -2621,29 +2472,7 @@
                 <w:lang w:eastAsia="es-ES"/>
               </w:rPr>
               <w:tab/>
-              <w:t xml:space="preserve">Se relaciona utilizando sus habilidades </w:t>
-            </w:r>
-            <w:proofErr w:type="spellStart"/>
-            <w:r>
-              <w:rPr>
-                <w:rFonts w:ascii="Arial Nova Cond Light" w:eastAsia="Times New Roman" w:hAnsi="Arial Nova Cond Light" w:cs="Arial"/>
-                <w:bCs/>
-                <w:sz w:val="20"/>
-                <w:szCs w:val="20"/>
-                <w:lang w:eastAsia="es-ES"/>
-              </w:rPr>
-              <w:t>sociomotrices</w:t>
-            </w:r>
-            <w:proofErr w:type="spellEnd"/>
-            <w:r>
-              <w:rPr>
-                <w:rFonts w:ascii="Arial Nova Cond Light" w:eastAsia="Times New Roman" w:hAnsi="Arial Nova Cond Light" w:cs="Arial"/>
-                <w:bCs/>
-                <w:sz w:val="20"/>
-                <w:szCs w:val="20"/>
-                <w:lang w:eastAsia="es-ES"/>
-              </w:rPr>
-              <w:t>.</w:t>
+              <w:t>Se relaciona utilizando sus habilidades sociomotrices.</w:t>
             </w:r>
           </w:p>
           <w:p>
@@ -3855,29 +3684,16 @@
                 <w:szCs w:val="20"/>
               </w:rPr>
             </w:pPr>
-            <w:proofErr w:type="spellStart"/>
-            <w:r>
-              <w:rPr>
-                <w:rFonts w:ascii="Arial Nova Cond Light" w:hAnsi="Arial Nova Cond Light" w:cs="Times New Roman"/>
-                <w:b/>
-                <w:bCs/>
-                <w:color w:val="000000" w:themeColor="text1"/>
-                <w:sz w:val="20"/>
-                <w:szCs w:val="20"/>
-              </w:rPr>
-              <w:t>N°</w:t>
-            </w:r>
-            <w:proofErr w:type="spellEnd"/>
-            <w:r>
-              <w:rPr>
-                <w:rFonts w:ascii="Arial Nova Cond Light" w:hAnsi="Arial Nova Cond Light" w:cs="Times New Roman"/>
-                <w:b/>
-                <w:bCs/>
-                <w:color w:val="000000" w:themeColor="text1"/>
-                <w:sz w:val="20"/>
-                <w:szCs w:val="20"/>
-              </w:rPr>
-              <w:t xml:space="preserve"> DE SEMANAS LECTIVAS</w:t>
+            <w:r>
+              <w:rPr>
+                <w:rFonts w:ascii="Arial Nova Cond Light" w:hAnsi="Arial Nova Cond Light" w:cs="Times New Roman"/>
+                <w:b/>
+                <w:bCs/>
+                <w:color w:val="000000" w:themeColor="text1"/>
+                <w:sz w:val="20"/>
+                <w:szCs w:val="20"/>
+              </w:rPr>
+              <w:t>N° DE SEMANAS LECTIVAS</w:t>
             </w:r>
           </w:p>
         </w:tc>
@@ -3902,29 +3718,16 @@
                 <w:szCs w:val="20"/>
               </w:rPr>
             </w:pPr>
-            <w:proofErr w:type="spellStart"/>
-            <w:r>
-              <w:rPr>
-                <w:rFonts w:ascii="Arial Nova Cond Light" w:hAnsi="Arial Nova Cond Light" w:cs="Times New Roman"/>
-                <w:b/>
-                <w:bCs/>
-                <w:color w:val="000000" w:themeColor="text1"/>
-                <w:sz w:val="20"/>
-                <w:szCs w:val="20"/>
-              </w:rPr>
-              <w:t>N°</w:t>
-            </w:r>
-            <w:proofErr w:type="spellEnd"/>
-            <w:r>
-              <w:rPr>
-                <w:rFonts w:ascii="Arial Nova Cond Light" w:hAnsi="Arial Nova Cond Light" w:cs="Times New Roman"/>
-                <w:b/>
-                <w:bCs/>
-                <w:color w:val="000000" w:themeColor="text1"/>
-                <w:sz w:val="20"/>
-                <w:szCs w:val="20"/>
-              </w:rPr>
-              <w:t xml:space="preserve"> UNIDADES</w:t>
+            <w:r>
+              <w:rPr>
+                <w:rFonts w:ascii="Arial Nova Cond Light" w:hAnsi="Arial Nova Cond Light" w:cs="Times New Roman"/>
+                <w:b/>
+                <w:bCs/>
+                <w:color w:val="000000" w:themeColor="text1"/>
+                <w:sz w:val="20"/>
+                <w:szCs w:val="20"/>
+              </w:rPr>
+              <w:t>N° UNIDADES</w:t>
             </w:r>
           </w:p>
         </w:tc>
@@ -11220,13 +11023,13 @@
         <w:tblLook w:val="04A0" w:firstRow="1" w:lastRow="0" w:firstColumn="1" w:lastColumn="0" w:noHBand="0" w:noVBand="1"/>
       </w:tblPr>
       <w:tblGrid>
-        <w:gridCol w:w="875"/>
-        <w:gridCol w:w="1095"/>
-        <w:gridCol w:w="1726"/>
-        <w:gridCol w:w="6169"/>
-        <w:gridCol w:w="2015"/>
-        <w:gridCol w:w="1634"/>
-        <w:gridCol w:w="1337"/>
+        <w:gridCol w:w="818"/>
+        <w:gridCol w:w="1018"/>
+        <w:gridCol w:w="5379"/>
+        <w:gridCol w:w="1984"/>
+        <w:gridCol w:w="2693"/>
+        <w:gridCol w:w="1560"/>
+        <w:gridCol w:w="1399"/>
       </w:tblGrid>
       <w:tr>
         <w:trPr>
@@ -11235,7 +11038,7 @@
         </w:trPr>
         <w:tc>
           <w:tcPr>
-            <w:tcW w:w="875" w:type="dxa"/>
+            <w:tcW w:w="818" w:type="dxa"/>
             <w:shd w:val="clear" w:color="auto" w:fill="C1F0C7" w:themeFill="accent3" w:themeFillTint="33"/>
             <w:vAlign w:val="center"/>
           </w:tcPr>
@@ -11269,7 +11072,7 @@
         </w:tc>
         <w:tc>
           <w:tcPr>
-            <w:tcW w:w="1095" w:type="dxa"/>
+            <w:tcW w:w="1018" w:type="dxa"/>
             <w:shd w:val="clear" w:color="auto" w:fill="C1F0C7" w:themeFill="accent3" w:themeFillTint="33"/>
             <w:vAlign w:val="center"/>
           </w:tcPr>
@@ -11302,7 +11105,7 @@
         </w:tc>
         <w:tc>
           <w:tcPr>
-            <w:tcW w:w="1726" w:type="dxa"/>
+            <w:tcW w:w="5379" w:type="dxa"/>
             <w:shd w:val="clear" w:color="auto" w:fill="C1F0C7" w:themeFill="accent3" w:themeFillTint="33"/>
             <w:vAlign w:val="center"/>
           </w:tcPr>
@@ -11329,13 +11132,35 @@
                 <w:sz w:val="20"/>
                 <w:szCs w:val="20"/>
               </w:rPr>
-              <w:t>PROBLEMA / POTENCIALIDAD</w:t>
-            </w:r>
-          </w:p>
-        </w:tc>
-        <w:tc>
-          <w:tcPr>
-            <w:tcW w:w="6169" w:type="dxa"/>
+              <w:t>SITUACIÓN SIGNIF</w:t>
+            </w:r>
+            <w:r>
+              <w:rPr>
+                <w:rFonts w:ascii="Arial Nova Cond" w:hAnsi="Arial Nova Cond" w:cs="Times New Roman"/>
+                <w:b/>
+                <w:bCs/>
+                <w:color w:val="000000" w:themeColor="text1"/>
+                <w:sz w:val="20"/>
+                <w:szCs w:val="20"/>
+              </w:rPr>
+              <w:t>I</w:t>
+            </w:r>
+            <w:r>
+              <w:rPr>
+                <w:rFonts w:ascii="Arial Nova Cond" w:hAnsi="Arial Nova Cond" w:cs="Times New Roman"/>
+                <w:b/>
+                <w:bCs/>
+                <w:color w:val="000000" w:themeColor="text1"/>
+                <w:sz w:val="20"/>
+                <w:szCs w:val="20"/>
+              </w:rPr>
+              <w:t>CATIVA</w:t>
+            </w:r>
+          </w:p>
+        </w:tc>
+        <w:tc>
+          <w:tcPr>
+            <w:tcW w:w="1984" w:type="dxa"/>
             <w:shd w:val="clear" w:color="auto" w:fill="C1F0C7" w:themeFill="accent3" w:themeFillTint="33"/>
             <w:vAlign w:val="center"/>
           </w:tcPr>
@@ -11362,7 +11187,7 @@
                 <w:sz w:val="20"/>
                 <w:szCs w:val="20"/>
               </w:rPr>
-              <w:t>SITUACIÓN SIGNIF</w:t>
+              <w:t>TÍTULO DE LA UNIDAD DID</w:t>
             </w:r>
             <w:r>
               <w:rPr>
@@ -11373,7 +11198,7 @@
                 <w:sz w:val="20"/>
                 <w:szCs w:val="20"/>
               </w:rPr>
-              <w:t>I</w:t>
+              <w:t>Á</w:t>
             </w:r>
             <w:r>
               <w:rPr>
@@ -11384,13 +11209,24 @@
                 <w:sz w:val="20"/>
                 <w:szCs w:val="20"/>
               </w:rPr>
-              <w:t>CATIVA</w:t>
-            </w:r>
-          </w:p>
-        </w:tc>
-        <w:tc>
-          <w:tcPr>
-            <w:tcW w:w="2015" w:type="dxa"/>
+              <w:t>CTICA</w:t>
+            </w:r>
+            <w:r>
+              <w:rPr>
+                <w:rFonts w:ascii="Arial Nova Cond" w:hAnsi="Arial Nova Cond" w:cs="Times New Roman"/>
+                <w:b/>
+                <w:bCs/>
+                <w:color w:val="000000" w:themeColor="text1"/>
+                <w:sz w:val="20"/>
+                <w:szCs w:val="20"/>
+              </w:rPr>
+              <w:t>.</w:t>
+            </w:r>
+          </w:p>
+        </w:tc>
+        <w:tc>
+          <w:tcPr>
+            <w:tcW w:w="2693" w:type="dxa"/>
             <w:shd w:val="clear" w:color="auto" w:fill="C1F0C7" w:themeFill="accent3" w:themeFillTint="33"/>
             <w:vAlign w:val="center"/>
           </w:tcPr>
@@ -11417,9 +11253,21 @@
                 <w:sz w:val="20"/>
                 <w:szCs w:val="20"/>
               </w:rPr>
-              <w:t>TÍTULO DE LA UNIDAD DID</w:t>
-            </w:r>
-            <w:r>
+              <w:t>CAMPO TEMATICO</w:t>
+            </w:r>
+          </w:p>
+        </w:tc>
+        <w:tc>
+          <w:tcPr>
+            <w:tcW w:w="1560" w:type="dxa"/>
+            <w:shd w:val="clear" w:color="auto" w:fill="C1F0C7" w:themeFill="accent3" w:themeFillTint="33"/>
+            <w:vAlign w:val="center"/>
+          </w:tcPr>
+          <w:p>
+            <w:pPr>
+              <w:pStyle w:val="Prrafodelista"/>
+              <w:ind w:left="0"/>
+              <w:jc w:val="center"/>
               <w:rPr>
                 <w:rFonts w:ascii="Arial Nova Cond" w:hAnsi="Arial Nova Cond" w:cs="Times New Roman"/>
                 <w:b/>
@@ -11428,8 +11276,7 @@
                 <w:sz w:val="20"/>
                 <w:szCs w:val="20"/>
               </w:rPr>
-              <w:t>Á</w:t>
-            </w:r>
+            </w:pPr>
             <w:r>
               <w:rPr>
                 <w:rFonts w:ascii="Arial Nova Cond" w:hAnsi="Arial Nova Cond" w:cs="Times New Roman"/>
@@ -11439,57 +11286,13 @@
                 <w:sz w:val="20"/>
                 <w:szCs w:val="20"/>
               </w:rPr>
-              <w:t>CTICA</w:t>
-            </w:r>
-            <w:r>
-              <w:rPr>
-                <w:rFonts w:ascii="Arial Nova Cond" w:hAnsi="Arial Nova Cond" w:cs="Times New Roman"/>
-                <w:b/>
-                <w:bCs/>
-                <w:color w:val="000000" w:themeColor="text1"/>
-                <w:sz w:val="20"/>
-                <w:szCs w:val="20"/>
-              </w:rPr>
-              <w:t>.</w:t>
-            </w:r>
-          </w:p>
-        </w:tc>
-        <w:tc>
-          <w:tcPr>
-            <w:tcW w:w="1634" w:type="dxa"/>
-            <w:shd w:val="clear" w:color="auto" w:fill="C1F0C7" w:themeFill="accent3" w:themeFillTint="33"/>
-            <w:vAlign w:val="center"/>
-          </w:tcPr>
-          <w:p>
-            <w:pPr>
-              <w:pStyle w:val="Prrafodelista"/>
-              <w:ind w:left="0"/>
-              <w:jc w:val="center"/>
-              <w:rPr>
-                <w:rFonts w:ascii="Arial Nova Cond" w:hAnsi="Arial Nova Cond" w:cs="Times New Roman"/>
-                <w:b/>
-                <w:bCs/>
-                <w:color w:val="000000" w:themeColor="text1"/>
-                <w:sz w:val="20"/>
-                <w:szCs w:val="20"/>
-              </w:rPr>
-            </w:pPr>
-            <w:r>
-              <w:rPr>
-                <w:rFonts w:ascii="Arial Nova Cond" w:hAnsi="Arial Nova Cond" w:cs="Times New Roman"/>
-                <w:b/>
-                <w:bCs/>
-                <w:color w:val="000000" w:themeColor="text1"/>
-                <w:sz w:val="20"/>
-                <w:szCs w:val="20"/>
-              </w:rPr>
               <w:t>COMPETENCIAS</w:t>
             </w:r>
           </w:p>
         </w:tc>
         <w:tc>
           <w:tcPr>
-            <w:tcW w:w="1337" w:type="dxa"/>
+            <w:tcW w:w="1399" w:type="dxa"/>
             <w:shd w:val="clear" w:color="auto" w:fill="C1F0C7" w:themeFill="accent3" w:themeFillTint="33"/>
             <w:vAlign w:val="center"/>
           </w:tcPr>
@@ -11528,7 +11331,7 @@
         </w:trPr>
         <w:tc>
           <w:tcPr>
-            <w:tcW w:w="875" w:type="dxa"/>
+            <w:tcW w:w="818" w:type="dxa"/>
             <w:vMerge w:val="restart"/>
             <w:vAlign w:val="center"/>
           </w:tcPr>
@@ -11567,7 +11370,7 @@
         </w:tc>
         <w:tc>
           <w:tcPr>
-            <w:tcW w:w="1095" w:type="dxa"/>
+            <w:tcW w:w="1018" w:type="dxa"/>
             <w:vAlign w:val="center"/>
           </w:tcPr>
           <w:p>
@@ -11605,7 +11408,7 @@
         </w:tc>
         <w:tc>
           <w:tcPr>
-            <w:tcW w:w="1726" w:type="dxa"/>
+            <w:tcW w:w="5379" w:type="dxa"/>
             <w:vAlign w:val="center"/>
           </w:tcPr>
           <w:p>
@@ -11633,47 +11436,13 @@
                 <w:szCs w:val="20"/>
                 <w:lang w:val="es-ES_tradnl"/>
               </w:rPr>
-              <w:t>{{problemapotencialidad0}}</w:t>
-            </w:r>
-          </w:p>
-        </w:tc>
-        <w:tc>
-          <w:tcPr>
-            <w:tcW w:w="6169" w:type="dxa"/>
-            <w:vAlign w:val="center"/>
-          </w:tcPr>
-          <w:p>
-            <w:pPr>
-              <w:pStyle w:val="Prrafodelista"/>
-              <w:tabs>
-                <w:tab w:val="left" w:pos="0"/>
-                <w:tab w:val="left" w:pos="142"/>
-                <w:tab w:val="left" w:pos="284"/>
-              </w:tabs>
-              <w:spacing w:line="276" w:lineRule="auto"/>
-              <w:ind w:left="0"/>
-              <w:jc w:val="both"/>
-              <w:rPr>
-                <w:rFonts w:ascii="Arial Nova Cond" w:eastAsia="Calibri" w:hAnsi="Arial Nova Cond" w:cs="Times New Roman"/>
-                <w:sz w:val="20"/>
-                <w:szCs w:val="20"/>
-                <w:lang w:val="es-ES_tradnl"/>
-              </w:rPr>
-            </w:pPr>
-            <w:r>
-              <w:rPr>
-                <w:rFonts w:ascii="Arial Nova Cond" w:eastAsia="Calibri" w:hAnsi="Arial Nova Cond" w:cs="Times New Roman"/>
-                <w:sz w:val="20"/>
-                <w:szCs w:val="20"/>
-                <w:lang w:val="es-ES_tradnl"/>
-              </w:rPr>
               <w:t>{{situacionsignificativa0}}</w:t>
             </w:r>
           </w:p>
         </w:tc>
         <w:tc>
           <w:tcPr>
-            <w:tcW w:w="2015" w:type="dxa"/>
+            <w:tcW w:w="1984" w:type="dxa"/>
             <w:vAlign w:val="center"/>
           </w:tcPr>
           <w:p>
@@ -11704,7 +11473,7 @@
         </w:tc>
         <w:tc>
           <w:tcPr>
-            <w:tcW w:w="1634" w:type="dxa"/>
+            <w:tcW w:w="2693" w:type="dxa"/>
             <w:vAlign w:val="center"/>
           </w:tcPr>
           <w:p>
@@ -11729,13 +11498,13 @@
                 <w:sz w:val="20"/>
                 <w:szCs w:val="20"/>
               </w:rPr>
-              <w:t>{{competencias0}}</w:t>
-            </w:r>
-          </w:p>
-        </w:tc>
-        <w:tc>
-          <w:tcPr>
-            <w:tcW w:w="1337" w:type="dxa"/>
+              <w:t>{{campotematico0}}</w:t>
+            </w:r>
+          </w:p>
+        </w:tc>
+        <w:tc>
+          <w:tcPr>
+            <w:tcW w:w="1560" w:type="dxa"/>
             <w:vAlign w:val="center"/>
           </w:tcPr>
           <w:p>
@@ -11743,7 +11512,38 @@
               <w:autoSpaceDE w:val="0"/>
               <w:autoSpaceDN w:val="0"/>
               <w:adjustRightInd w:val="0"/>
-              <w:jc w:val="center"/>
+              <w:jc w:val="both"/>
+              <w:rPr>
+                <w:rFonts w:ascii="Arial Nova Cond" w:hAnsi="Arial Nova Cond" w:cs="Arial"/>
+                <w:color w:val="000000"/>
+                <w:kern w:val="0"/>
+                <w:sz w:val="20"/>
+                <w:szCs w:val="20"/>
+              </w:rPr>
+            </w:pPr>
+            <w:r>
+              <w:rPr>
+                <w:rFonts w:ascii="Arial Nova Cond" w:hAnsi="Arial Nova Cond" w:cs="Arial"/>
+                <w:color w:val="000000"/>
+                <w:kern w:val="0"/>
+                <w:sz w:val="20"/>
+                <w:szCs w:val="20"/>
+              </w:rPr>
+              <w:t>{{competencias0}}</w:t>
+            </w:r>
+          </w:p>
+        </w:tc>
+        <w:tc>
+          <w:tcPr>
+            <w:tcW w:w="1399" w:type="dxa"/>
+            <w:vAlign w:val="center"/>
+          </w:tcPr>
+          <w:p>
+            <w:pPr>
+              <w:autoSpaceDE w:val="0"/>
+              <w:autoSpaceDN w:val="0"/>
+              <w:adjustRightInd w:val="0"/>
+              <w:jc w:val="both"/>
               <w:rPr>
                 <w:rFonts w:ascii="Arial Nova Cond" w:hAnsi="Arial Nova Cond" w:cs="Arial"/>
                 <w:color w:val="000000"/>
@@ -11772,7 +11572,7 @@
         </w:trPr>
         <w:tc>
           <w:tcPr>
-            <w:tcW w:w="875" w:type="dxa"/>
+            <w:tcW w:w="818" w:type="dxa"/>
             <w:vMerge/>
             <w:vAlign w:val="center"/>
           </w:tcPr>
@@ -11800,7 +11600,7 @@
         </w:tc>
         <w:tc>
           <w:tcPr>
-            <w:tcW w:w="1095" w:type="dxa"/>
+            <w:tcW w:w="1018" w:type="dxa"/>
             <w:vAlign w:val="center"/>
           </w:tcPr>
           <w:p>
@@ -11838,33 +11638,7 @@
         </w:tc>
         <w:tc>
           <w:tcPr>
-            <w:tcW w:w="1726" w:type="dxa"/>
-            <w:vAlign w:val="center"/>
-          </w:tcPr>
-          <w:p>
-            <w:pPr>
-              <w:pStyle w:val="NormalWeb"/>
-              <w:jc w:val="both"/>
-              <w:rPr>
-                <w:rFonts w:ascii="Arial Nova Cond" w:hAnsi="Arial Nova Cond"/>
-                <w:sz w:val="20"/>
-                <w:szCs w:val="20"/>
-              </w:rPr>
-            </w:pPr>
-            <w:r>
-              <w:rPr>
-                <w:rFonts w:ascii="Arial Nova Cond" w:eastAsia="Calibri" w:hAnsi="Arial Nova Cond"/>
-                <w:sz w:val="20"/>
-                <w:szCs w:val="20"/>
-                <w:lang w:val="es-ES_tradnl"/>
-              </w:rPr>
-              <w:t>{{problemapotencialidad1}}</w:t>
-            </w:r>
-          </w:p>
-        </w:tc>
-        <w:tc>
-          <w:tcPr>
-            <w:tcW w:w="6169" w:type="dxa"/>
+            <w:tcW w:w="5379" w:type="dxa"/>
             <w:vAlign w:val="center"/>
           </w:tcPr>
           <w:p>
@@ -11898,7 +11672,7 @@
         </w:tc>
         <w:tc>
           <w:tcPr>
-            <w:tcW w:w="2015" w:type="dxa"/>
+            <w:tcW w:w="1984" w:type="dxa"/>
             <w:vAlign w:val="center"/>
           </w:tcPr>
           <w:p>
@@ -11929,7 +11703,7 @@
         </w:tc>
         <w:tc>
           <w:tcPr>
-            <w:tcW w:w="1634" w:type="dxa"/>
+            <w:tcW w:w="2693" w:type="dxa"/>
             <w:vAlign w:val="center"/>
           </w:tcPr>
           <w:p>
@@ -11954,13 +11728,13 @@
                 <w:sz w:val="20"/>
                 <w:szCs w:val="20"/>
               </w:rPr>
-              <w:t>{{competencias1}}</w:t>
-            </w:r>
-          </w:p>
-        </w:tc>
-        <w:tc>
-          <w:tcPr>
-            <w:tcW w:w="1337" w:type="dxa"/>
+              <w:t>{{campotematico1}}</w:t>
+            </w:r>
+          </w:p>
+        </w:tc>
+        <w:tc>
+          <w:tcPr>
+            <w:tcW w:w="1560" w:type="dxa"/>
             <w:vAlign w:val="center"/>
           </w:tcPr>
           <w:p>
@@ -11968,7 +11742,38 @@
               <w:autoSpaceDE w:val="0"/>
               <w:autoSpaceDN w:val="0"/>
               <w:adjustRightInd w:val="0"/>
-              <w:jc w:val="center"/>
+              <w:jc w:val="both"/>
+              <w:rPr>
+                <w:rFonts w:ascii="Arial Nova Cond" w:hAnsi="Arial Nova Cond" w:cs="Arial"/>
+                <w:color w:val="000000"/>
+                <w:kern w:val="0"/>
+                <w:sz w:val="20"/>
+                <w:szCs w:val="20"/>
+              </w:rPr>
+            </w:pPr>
+            <w:r>
+              <w:rPr>
+                <w:rFonts w:ascii="Arial Nova Cond" w:hAnsi="Arial Nova Cond" w:cs="Arial"/>
+                <w:color w:val="000000"/>
+                <w:kern w:val="0"/>
+                <w:sz w:val="20"/>
+                <w:szCs w:val="20"/>
+              </w:rPr>
+              <w:t>{{competencias1}}</w:t>
+            </w:r>
+          </w:p>
+        </w:tc>
+        <w:tc>
+          <w:tcPr>
+            <w:tcW w:w="1399" w:type="dxa"/>
+            <w:vAlign w:val="center"/>
+          </w:tcPr>
+          <w:p>
+            <w:pPr>
+              <w:autoSpaceDE w:val="0"/>
+              <w:autoSpaceDN w:val="0"/>
+              <w:adjustRightInd w:val="0"/>
+              <w:jc w:val="both"/>
               <w:rPr>
                 <w:rFonts w:ascii="Arial Nova Cond" w:hAnsi="Arial Nova Cond" w:cs="Arial"/>
                 <w:color w:val="000000"/>
@@ -11997,7 +11802,7 @@
         </w:trPr>
         <w:tc>
           <w:tcPr>
-            <w:tcW w:w="875" w:type="dxa"/>
+            <w:tcW w:w="818" w:type="dxa"/>
             <w:vMerge/>
             <w:vAlign w:val="center"/>
           </w:tcPr>
@@ -12025,7 +11830,7 @@
         </w:tc>
         <w:tc>
           <w:tcPr>
-            <w:tcW w:w="1095" w:type="dxa"/>
+            <w:tcW w:w="1018" w:type="dxa"/>
             <w:vAlign w:val="center"/>
           </w:tcPr>
           <w:p>
@@ -12063,33 +11868,7 @@
         </w:tc>
         <w:tc>
           <w:tcPr>
-            <w:tcW w:w="1726" w:type="dxa"/>
-            <w:vAlign w:val="center"/>
-          </w:tcPr>
-          <w:p>
-            <w:pPr>
-              <w:pStyle w:val="NormalWeb"/>
-              <w:jc w:val="both"/>
-              <w:rPr>
-                <w:rFonts w:ascii="Arial Nova Cond" w:eastAsia="Calibri" w:hAnsi="Arial Nova Cond"/>
-                <w:sz w:val="20"/>
-                <w:szCs w:val="20"/>
-              </w:rPr>
-            </w:pPr>
-            <w:r>
-              <w:rPr>
-                <w:rFonts w:ascii="Arial Nova Cond" w:eastAsia="Calibri" w:hAnsi="Arial Nova Cond"/>
-                <w:sz w:val="20"/>
-                <w:szCs w:val="20"/>
-                <w:lang w:val="es-ES_tradnl"/>
-              </w:rPr>
-              <w:t>{{problemapotencialidad2}}</w:t>
-            </w:r>
-          </w:p>
-        </w:tc>
-        <w:tc>
-          <w:tcPr>
-            <w:tcW w:w="6169" w:type="dxa"/>
+            <w:tcW w:w="5379" w:type="dxa"/>
             <w:vAlign w:val="center"/>
           </w:tcPr>
           <w:p>
@@ -12123,7 +11902,7 @@
         </w:tc>
         <w:tc>
           <w:tcPr>
-            <w:tcW w:w="2015" w:type="dxa"/>
+            <w:tcW w:w="1984" w:type="dxa"/>
             <w:vAlign w:val="center"/>
           </w:tcPr>
           <w:p>
@@ -12154,7 +11933,7 @@
         </w:tc>
         <w:tc>
           <w:tcPr>
-            <w:tcW w:w="1634" w:type="dxa"/>
+            <w:tcW w:w="2693" w:type="dxa"/>
             <w:vAlign w:val="center"/>
           </w:tcPr>
           <w:p>
@@ -12179,13 +11958,13 @@
                 <w:sz w:val="20"/>
                 <w:szCs w:val="20"/>
               </w:rPr>
-              <w:t>{{competencias2}}</w:t>
-            </w:r>
-          </w:p>
-        </w:tc>
-        <w:tc>
-          <w:tcPr>
-            <w:tcW w:w="1337" w:type="dxa"/>
+              <w:t>{{campotematico2}}</w:t>
+            </w:r>
+          </w:p>
+        </w:tc>
+        <w:tc>
+          <w:tcPr>
+            <w:tcW w:w="1560" w:type="dxa"/>
             <w:vAlign w:val="center"/>
           </w:tcPr>
           <w:p>
@@ -12193,7 +11972,38 @@
               <w:autoSpaceDE w:val="0"/>
               <w:autoSpaceDN w:val="0"/>
               <w:adjustRightInd w:val="0"/>
-              <w:jc w:val="center"/>
+              <w:jc w:val="both"/>
+              <w:rPr>
+                <w:rFonts w:ascii="Arial Nova Cond" w:hAnsi="Arial Nova Cond" w:cs="Arial"/>
+                <w:color w:val="000000"/>
+                <w:kern w:val="0"/>
+                <w:sz w:val="20"/>
+                <w:szCs w:val="20"/>
+              </w:rPr>
+            </w:pPr>
+            <w:r>
+              <w:rPr>
+                <w:rFonts w:ascii="Arial Nova Cond" w:hAnsi="Arial Nova Cond" w:cs="Arial"/>
+                <w:color w:val="000000"/>
+                <w:kern w:val="0"/>
+                <w:sz w:val="20"/>
+                <w:szCs w:val="20"/>
+              </w:rPr>
+              <w:t>{{competencias2}}</w:t>
+            </w:r>
+          </w:p>
+        </w:tc>
+        <w:tc>
+          <w:tcPr>
+            <w:tcW w:w="1399" w:type="dxa"/>
+            <w:vAlign w:val="center"/>
+          </w:tcPr>
+          <w:p>
+            <w:pPr>
+              <w:autoSpaceDE w:val="0"/>
+              <w:autoSpaceDN w:val="0"/>
+              <w:adjustRightInd w:val="0"/>
+              <w:jc w:val="both"/>
               <w:rPr>
                 <w:rFonts w:ascii="Arial Nova Cond" w:hAnsi="Arial Nova Cond" w:cs="Arial"/>
                 <w:color w:val="000000"/>
@@ -12222,7 +12032,7 @@
         </w:trPr>
         <w:tc>
           <w:tcPr>
-            <w:tcW w:w="875" w:type="dxa"/>
+            <w:tcW w:w="818" w:type="dxa"/>
             <w:vMerge w:val="restart"/>
             <w:vAlign w:val="center"/>
           </w:tcPr>
@@ -12261,7 +12071,7 @@
         </w:tc>
         <w:tc>
           <w:tcPr>
-            <w:tcW w:w="1095" w:type="dxa"/>
+            <w:tcW w:w="1018" w:type="dxa"/>
             <w:vAlign w:val="center"/>
           </w:tcPr>
           <w:p>
@@ -12299,33 +12109,7 @@
         </w:tc>
         <w:tc>
           <w:tcPr>
-            <w:tcW w:w="1726" w:type="dxa"/>
-            <w:vAlign w:val="center"/>
-          </w:tcPr>
-          <w:p>
-            <w:pPr>
-              <w:pStyle w:val="Sinespaciado"/>
-              <w:jc w:val="both"/>
-              <w:rPr>
-                <w:rFonts w:ascii="Arial Nova Cond" w:eastAsia="Times New Roman" w:hAnsi="Arial Nova Cond" w:cs="Times New Roman"/>
-                <w:sz w:val="20"/>
-                <w:szCs w:val="20"/>
-              </w:rPr>
-            </w:pPr>
-            <w:r>
-              <w:rPr>
-                <w:rFonts w:ascii="Arial Nova Cond" w:eastAsia="Calibri" w:hAnsi="Arial Nova Cond" w:cs="Times New Roman"/>
-                <w:sz w:val="20"/>
-                <w:szCs w:val="20"/>
-                <w:lang w:val="es-ES_tradnl"/>
-              </w:rPr>
-              <w:t>{{problemapotencialidad3}}</w:t>
-            </w:r>
-          </w:p>
-        </w:tc>
-        <w:tc>
-          <w:tcPr>
-            <w:tcW w:w="6169" w:type="dxa"/>
+            <w:tcW w:w="5379" w:type="dxa"/>
             <w:vAlign w:val="center"/>
           </w:tcPr>
           <w:p>
@@ -12360,7 +12144,7 @@
         </w:tc>
         <w:tc>
           <w:tcPr>
-            <w:tcW w:w="2015" w:type="dxa"/>
+            <w:tcW w:w="1984" w:type="dxa"/>
             <w:vAlign w:val="center"/>
           </w:tcPr>
           <w:p>
@@ -12391,7 +12175,7 @@
         </w:tc>
         <w:tc>
           <w:tcPr>
-            <w:tcW w:w="1634" w:type="dxa"/>
+            <w:tcW w:w="2693" w:type="dxa"/>
             <w:vAlign w:val="center"/>
           </w:tcPr>
           <w:p>
@@ -12416,13 +12200,13 @@
                 <w:sz w:val="20"/>
                 <w:szCs w:val="20"/>
               </w:rPr>
-              <w:t>{{competencias3}}</w:t>
-            </w:r>
-          </w:p>
-        </w:tc>
-        <w:tc>
-          <w:tcPr>
-            <w:tcW w:w="1337" w:type="dxa"/>
+              <w:t>{{campotematico3}}</w:t>
+            </w:r>
+          </w:p>
+        </w:tc>
+        <w:tc>
+          <w:tcPr>
+            <w:tcW w:w="1560" w:type="dxa"/>
             <w:vAlign w:val="center"/>
           </w:tcPr>
           <w:p>
@@ -12430,7 +12214,38 @@
               <w:autoSpaceDE w:val="0"/>
               <w:autoSpaceDN w:val="0"/>
               <w:adjustRightInd w:val="0"/>
-              <w:jc w:val="center"/>
+              <w:jc w:val="both"/>
+              <w:rPr>
+                <w:rFonts w:ascii="Arial Nova Cond" w:hAnsi="Arial Nova Cond" w:cs="Arial"/>
+                <w:color w:val="000000"/>
+                <w:kern w:val="0"/>
+                <w:sz w:val="20"/>
+                <w:szCs w:val="20"/>
+              </w:rPr>
+            </w:pPr>
+            <w:r>
+              <w:rPr>
+                <w:rFonts w:ascii="Arial Nova Cond" w:hAnsi="Arial Nova Cond" w:cs="Arial"/>
+                <w:color w:val="000000"/>
+                <w:kern w:val="0"/>
+                <w:sz w:val="20"/>
+                <w:szCs w:val="20"/>
+              </w:rPr>
+              <w:t>{{competencias3}}</w:t>
+            </w:r>
+          </w:p>
+        </w:tc>
+        <w:tc>
+          <w:tcPr>
+            <w:tcW w:w="1399" w:type="dxa"/>
+            <w:vAlign w:val="center"/>
+          </w:tcPr>
+          <w:p>
+            <w:pPr>
+              <w:autoSpaceDE w:val="0"/>
+              <w:autoSpaceDN w:val="0"/>
+              <w:adjustRightInd w:val="0"/>
+              <w:jc w:val="both"/>
               <w:rPr>
                 <w:rFonts w:ascii="Arial Nova Cond" w:hAnsi="Arial Nova Cond" w:cs="Arial"/>
                 <w:color w:val="000000"/>
@@ -12459,7 +12274,7 @@
         </w:trPr>
         <w:tc>
           <w:tcPr>
-            <w:tcW w:w="875" w:type="dxa"/>
+            <w:tcW w:w="818" w:type="dxa"/>
             <w:vMerge/>
             <w:vAlign w:val="center"/>
           </w:tcPr>
@@ -12487,7 +12302,7 @@
         </w:tc>
         <w:tc>
           <w:tcPr>
-            <w:tcW w:w="1095" w:type="dxa"/>
+            <w:tcW w:w="1018" w:type="dxa"/>
             <w:vAlign w:val="center"/>
           </w:tcPr>
           <w:p>
@@ -12525,33 +12340,7 @@
         </w:tc>
         <w:tc>
           <w:tcPr>
-            <w:tcW w:w="1726" w:type="dxa"/>
-            <w:vAlign w:val="center"/>
-          </w:tcPr>
-          <w:p>
-            <w:pPr>
-              <w:pStyle w:val="Sinespaciado"/>
-              <w:jc w:val="both"/>
-              <w:rPr>
-                <w:rFonts w:ascii="Arial Nova Cond" w:hAnsi="Arial Nova Cond"/>
-                <w:sz w:val="20"/>
-                <w:szCs w:val="20"/>
-              </w:rPr>
-            </w:pPr>
-            <w:r>
-              <w:rPr>
-                <w:rFonts w:ascii="Arial Nova Cond" w:eastAsia="Calibri" w:hAnsi="Arial Nova Cond" w:cs="Times New Roman"/>
-                <w:sz w:val="20"/>
-                <w:szCs w:val="20"/>
-                <w:lang w:val="es-ES_tradnl"/>
-              </w:rPr>
-              <w:t>{{problemapotencialidad4}}</w:t>
-            </w:r>
-          </w:p>
-        </w:tc>
-        <w:tc>
-          <w:tcPr>
-            <w:tcW w:w="6169" w:type="dxa"/>
+            <w:tcW w:w="5379" w:type="dxa"/>
             <w:vAlign w:val="center"/>
           </w:tcPr>
           <w:p>
@@ -12586,7 +12375,7 @@
         </w:tc>
         <w:tc>
           <w:tcPr>
-            <w:tcW w:w="2015" w:type="dxa"/>
+            <w:tcW w:w="1984" w:type="dxa"/>
             <w:vAlign w:val="center"/>
           </w:tcPr>
           <w:p>
@@ -12617,7 +12406,7 @@
         </w:tc>
         <w:tc>
           <w:tcPr>
-            <w:tcW w:w="1634" w:type="dxa"/>
+            <w:tcW w:w="2693" w:type="dxa"/>
             <w:vAlign w:val="center"/>
           </w:tcPr>
           <w:p>
@@ -12642,13 +12431,13 @@
                 <w:sz w:val="20"/>
                 <w:szCs w:val="20"/>
               </w:rPr>
-              <w:t>{{competencias4}}</w:t>
-            </w:r>
-          </w:p>
-        </w:tc>
-        <w:tc>
-          <w:tcPr>
-            <w:tcW w:w="1337" w:type="dxa"/>
+              <w:t>{{campotematico4}}</w:t>
+            </w:r>
+          </w:p>
+        </w:tc>
+        <w:tc>
+          <w:tcPr>
+            <w:tcW w:w="1560" w:type="dxa"/>
             <w:vAlign w:val="center"/>
           </w:tcPr>
           <w:p>
@@ -12656,7 +12445,38 @@
               <w:autoSpaceDE w:val="0"/>
               <w:autoSpaceDN w:val="0"/>
               <w:adjustRightInd w:val="0"/>
-              <w:jc w:val="center"/>
+              <w:jc w:val="both"/>
+              <w:rPr>
+                <w:rFonts w:ascii="Arial Nova Cond" w:hAnsi="Arial Nova Cond" w:cs="Arial"/>
+                <w:color w:val="000000"/>
+                <w:kern w:val="0"/>
+                <w:sz w:val="20"/>
+                <w:szCs w:val="20"/>
+              </w:rPr>
+            </w:pPr>
+            <w:r>
+              <w:rPr>
+                <w:rFonts w:ascii="Arial Nova Cond" w:hAnsi="Arial Nova Cond" w:cs="Arial"/>
+                <w:color w:val="000000"/>
+                <w:kern w:val="0"/>
+                <w:sz w:val="20"/>
+                <w:szCs w:val="20"/>
+              </w:rPr>
+              <w:t>{{competencias4}}</w:t>
+            </w:r>
+          </w:p>
+        </w:tc>
+        <w:tc>
+          <w:tcPr>
+            <w:tcW w:w="1399" w:type="dxa"/>
+            <w:vAlign w:val="center"/>
+          </w:tcPr>
+          <w:p>
+            <w:pPr>
+              <w:autoSpaceDE w:val="0"/>
+              <w:autoSpaceDN w:val="0"/>
+              <w:adjustRightInd w:val="0"/>
+              <w:jc w:val="both"/>
               <w:rPr>
                 <w:rFonts w:ascii="Arial Nova Cond" w:hAnsi="Arial Nova Cond" w:cs="Arial"/>
                 <w:color w:val="000000"/>
@@ -12685,7 +12505,7 @@
         </w:trPr>
         <w:tc>
           <w:tcPr>
-            <w:tcW w:w="875" w:type="dxa"/>
+            <w:tcW w:w="818" w:type="dxa"/>
             <w:vMerge w:val="restart"/>
             <w:vAlign w:val="center"/>
           </w:tcPr>
@@ -12724,7 +12544,7 @@
         </w:tc>
         <w:tc>
           <w:tcPr>
-            <w:tcW w:w="1095" w:type="dxa"/>
+            <w:tcW w:w="1018" w:type="dxa"/>
             <w:vAlign w:val="center"/>
           </w:tcPr>
           <w:p>
@@ -12762,34 +12582,7 @@
         </w:tc>
         <w:tc>
           <w:tcPr>
-            <w:tcW w:w="1726" w:type="dxa"/>
-            <w:vAlign w:val="center"/>
-          </w:tcPr>
-          <w:p>
-            <w:pPr>
-              <w:pStyle w:val="Sinespaciado"/>
-              <w:jc w:val="both"/>
-              <w:rPr>
-                <w:rFonts w:ascii="Arial Nova Cond" w:hAnsi="Arial Nova Cond"/>
-                <w:color w:val="000000" w:themeColor="text1"/>
-                <w:sz w:val="20"/>
-                <w:szCs w:val="20"/>
-              </w:rPr>
-            </w:pPr>
-            <w:r>
-              <w:rPr>
-                <w:rFonts w:ascii="Arial Nova Cond" w:eastAsia="Calibri" w:hAnsi="Arial Nova Cond" w:cs="Times New Roman"/>
-                <w:sz w:val="20"/>
-                <w:szCs w:val="20"/>
-                <w:lang w:val="es-ES_tradnl"/>
-              </w:rPr>
-              <w:t>{{problemapotencialidad5}}</w:t>
-            </w:r>
-          </w:p>
-        </w:tc>
-        <w:tc>
-          <w:tcPr>
-            <w:tcW w:w="6169" w:type="dxa"/>
+            <w:tcW w:w="5379" w:type="dxa"/>
             <w:vAlign w:val="center"/>
           </w:tcPr>
           <w:p>
@@ -12818,13 +12611,13 @@
                 <w:szCs w:val="20"/>
                 <w:lang w:val="es-ES_tradnl"/>
               </w:rPr>
-              <w:t>{{situacionsignificativa5}}</w:t>
-            </w:r>
-          </w:p>
-        </w:tc>
-        <w:tc>
-          <w:tcPr>
-            <w:tcW w:w="2015" w:type="dxa"/>
+              <w:t xml:space="preserve">{{situacionsignificativa5}} </w:t>
+            </w:r>
+          </w:p>
+        </w:tc>
+        <w:tc>
+          <w:tcPr>
+            <w:tcW w:w="1984" w:type="dxa"/>
             <w:vAlign w:val="center"/>
           </w:tcPr>
           <w:p>
@@ -12855,7 +12648,7 @@
         </w:tc>
         <w:tc>
           <w:tcPr>
-            <w:tcW w:w="1634" w:type="dxa"/>
+            <w:tcW w:w="2693" w:type="dxa"/>
             <w:vAlign w:val="center"/>
           </w:tcPr>
           <w:p>
@@ -12880,13 +12673,13 @@
                 <w:sz w:val="20"/>
                 <w:szCs w:val="20"/>
               </w:rPr>
-              <w:t>{{competencias5}}</w:t>
-            </w:r>
-          </w:p>
-        </w:tc>
-        <w:tc>
-          <w:tcPr>
-            <w:tcW w:w="1337" w:type="dxa"/>
+              <w:t>{{campotematico5}}</w:t>
+            </w:r>
+          </w:p>
+        </w:tc>
+        <w:tc>
+          <w:tcPr>
+            <w:tcW w:w="1560" w:type="dxa"/>
             <w:vAlign w:val="center"/>
           </w:tcPr>
           <w:p>
@@ -12894,7 +12687,38 @@
               <w:autoSpaceDE w:val="0"/>
               <w:autoSpaceDN w:val="0"/>
               <w:adjustRightInd w:val="0"/>
-              <w:jc w:val="center"/>
+              <w:jc w:val="both"/>
+              <w:rPr>
+                <w:rFonts w:ascii="Arial Nova Cond" w:hAnsi="Arial Nova Cond" w:cs="Arial"/>
+                <w:color w:val="000000"/>
+                <w:kern w:val="0"/>
+                <w:sz w:val="20"/>
+                <w:szCs w:val="20"/>
+              </w:rPr>
+            </w:pPr>
+            <w:r>
+              <w:rPr>
+                <w:rFonts w:ascii="Arial Nova Cond" w:hAnsi="Arial Nova Cond" w:cs="Arial"/>
+                <w:color w:val="000000"/>
+                <w:kern w:val="0"/>
+                <w:sz w:val="20"/>
+                <w:szCs w:val="20"/>
+              </w:rPr>
+              <w:t>{{competencias5}}</w:t>
+            </w:r>
+          </w:p>
+        </w:tc>
+        <w:tc>
+          <w:tcPr>
+            <w:tcW w:w="1399" w:type="dxa"/>
+            <w:vAlign w:val="center"/>
+          </w:tcPr>
+          <w:p>
+            <w:pPr>
+              <w:autoSpaceDE w:val="0"/>
+              <w:autoSpaceDN w:val="0"/>
+              <w:adjustRightInd w:val="0"/>
+              <w:jc w:val="both"/>
               <w:rPr>
                 <w:rFonts w:ascii="Arial Nova Cond" w:hAnsi="Arial Nova Cond" w:cs="Arial"/>
                 <w:color w:val="000000"/>
@@ -12923,7 +12747,7 @@
         </w:trPr>
         <w:tc>
           <w:tcPr>
-            <w:tcW w:w="875" w:type="dxa"/>
+            <w:tcW w:w="818" w:type="dxa"/>
             <w:vMerge/>
             <w:vAlign w:val="center"/>
           </w:tcPr>
@@ -12951,7 +12775,7 @@
         </w:tc>
         <w:tc>
           <w:tcPr>
-            <w:tcW w:w="1095" w:type="dxa"/>
+            <w:tcW w:w="1018" w:type="dxa"/>
             <w:vAlign w:val="center"/>
           </w:tcPr>
           <w:p>
@@ -12989,33 +12813,7 @@
         </w:tc>
         <w:tc>
           <w:tcPr>
-            <w:tcW w:w="1726" w:type="dxa"/>
-            <w:vAlign w:val="center"/>
-          </w:tcPr>
-          <w:p>
-            <w:pPr>
-              <w:pStyle w:val="Sinespaciado"/>
-              <w:jc w:val="both"/>
-              <w:rPr>
-                <w:rFonts w:ascii="Arial Nova Cond" w:hAnsi="Arial Nova Cond"/>
-                <w:sz w:val="20"/>
-                <w:szCs w:val="20"/>
-              </w:rPr>
-            </w:pPr>
-            <w:r>
-              <w:rPr>
-                <w:rFonts w:ascii="Arial Nova Cond" w:eastAsia="Calibri" w:hAnsi="Arial Nova Cond" w:cs="Times New Roman"/>
-                <w:sz w:val="20"/>
-                <w:szCs w:val="20"/>
-                <w:lang w:val="es-ES_tradnl"/>
-              </w:rPr>
-              <w:t>{{problemapotencialidad6}}</w:t>
-            </w:r>
-          </w:p>
-        </w:tc>
-        <w:tc>
-          <w:tcPr>
-            <w:tcW w:w="6169" w:type="dxa"/>
+            <w:tcW w:w="5379" w:type="dxa"/>
             <w:vAlign w:val="center"/>
           </w:tcPr>
           <w:p>
@@ -13049,7 +12847,7 @@
         </w:tc>
         <w:tc>
           <w:tcPr>
-            <w:tcW w:w="2015" w:type="dxa"/>
+            <w:tcW w:w="1984" w:type="dxa"/>
             <w:vAlign w:val="center"/>
           </w:tcPr>
           <w:p>
@@ -13080,7 +12878,7 @@
         </w:tc>
         <w:tc>
           <w:tcPr>
-            <w:tcW w:w="1634" w:type="dxa"/>
+            <w:tcW w:w="2693" w:type="dxa"/>
             <w:vAlign w:val="center"/>
           </w:tcPr>
           <w:p>
@@ -13105,13 +12903,13 @@
                 <w:sz w:val="20"/>
                 <w:szCs w:val="20"/>
               </w:rPr>
-              <w:t>{{competencias6}}</w:t>
-            </w:r>
-          </w:p>
-        </w:tc>
-        <w:tc>
-          <w:tcPr>
-            <w:tcW w:w="1337" w:type="dxa"/>
+              <w:t>{{campotematico6}}</w:t>
+            </w:r>
+          </w:p>
+        </w:tc>
+        <w:tc>
+          <w:tcPr>
+            <w:tcW w:w="1560" w:type="dxa"/>
             <w:vAlign w:val="center"/>
           </w:tcPr>
           <w:p>
@@ -13119,7 +12917,38 @@
               <w:autoSpaceDE w:val="0"/>
               <w:autoSpaceDN w:val="0"/>
               <w:adjustRightInd w:val="0"/>
-              <w:jc w:val="center"/>
+              <w:jc w:val="both"/>
+              <w:rPr>
+                <w:rFonts w:ascii="Arial Nova Cond" w:hAnsi="Arial Nova Cond" w:cs="Arial"/>
+                <w:color w:val="000000"/>
+                <w:kern w:val="0"/>
+                <w:sz w:val="20"/>
+                <w:szCs w:val="20"/>
+              </w:rPr>
+            </w:pPr>
+            <w:r>
+              <w:rPr>
+                <w:rFonts w:ascii="Arial Nova Cond" w:hAnsi="Arial Nova Cond" w:cs="Arial"/>
+                <w:color w:val="000000"/>
+                <w:kern w:val="0"/>
+                <w:sz w:val="20"/>
+                <w:szCs w:val="20"/>
+              </w:rPr>
+              <w:t>{{competencias6}}</w:t>
+            </w:r>
+          </w:p>
+        </w:tc>
+        <w:tc>
+          <w:tcPr>
+            <w:tcW w:w="1399" w:type="dxa"/>
+            <w:vAlign w:val="center"/>
+          </w:tcPr>
+          <w:p>
+            <w:pPr>
+              <w:autoSpaceDE w:val="0"/>
+              <w:autoSpaceDN w:val="0"/>
+              <w:adjustRightInd w:val="0"/>
+              <w:jc w:val="both"/>
               <w:rPr>
                 <w:rFonts w:ascii="Arial Nova Cond" w:hAnsi="Arial Nova Cond" w:cs="Arial"/>
                 <w:color w:val="000000"/>
@@ -13148,7 +12977,7 @@
         </w:trPr>
         <w:tc>
           <w:tcPr>
-            <w:tcW w:w="875" w:type="dxa"/>
+            <w:tcW w:w="818" w:type="dxa"/>
             <w:vMerge w:val="restart"/>
             <w:vAlign w:val="center"/>
           </w:tcPr>
@@ -13187,7 +13016,7 @@
         </w:tc>
         <w:tc>
           <w:tcPr>
-            <w:tcW w:w="1095" w:type="dxa"/>
+            <w:tcW w:w="1018" w:type="dxa"/>
             <w:vAlign w:val="center"/>
           </w:tcPr>
           <w:p>
@@ -13225,7 +13054,7 @@
         </w:tc>
         <w:tc>
           <w:tcPr>
-            <w:tcW w:w="1726" w:type="dxa"/>
+            <w:tcW w:w="5379" w:type="dxa"/>
             <w:vAlign w:val="center"/>
           </w:tcPr>
           <w:p>
@@ -13238,62 +13067,28 @@
               </w:tabs>
               <w:spacing w:line="276" w:lineRule="auto"/>
               <w:ind w:left="0"/>
+              <w:jc w:val="both"/>
+              <w:rPr>
+                <w:rFonts w:ascii="Arial Nova Cond" w:hAnsi="Arial Nova Cond"/>
+                <w:color w:val="000000" w:themeColor="text1"/>
+                <w:sz w:val="20"/>
+                <w:szCs w:val="20"/>
+              </w:rPr>
+            </w:pPr>
+            <w:r>
               <w:rPr>
                 <w:rFonts w:ascii="Arial Nova Cond" w:eastAsia="Calibri" w:hAnsi="Arial Nova Cond" w:cs="Times New Roman"/>
-                <w:color w:val="000000" w:themeColor="text1"/>
                 <w:sz w:val="20"/>
                 <w:szCs w:val="20"/>
                 <w:lang w:val="es-ES_tradnl"/>
               </w:rPr>
-            </w:pPr>
-            <w:r>
-              <w:rPr>
-                <w:rFonts w:ascii="Arial Nova Cond" w:eastAsia="Calibri" w:hAnsi="Arial Nova Cond" w:cs="Times New Roman"/>
-                <w:sz w:val="20"/>
-                <w:szCs w:val="20"/>
-                <w:lang w:val="es-ES_tradnl"/>
-              </w:rPr>
-              <w:t>{{problemapotencialidad7}}</w:t>
-            </w:r>
-          </w:p>
-        </w:tc>
-        <w:tc>
-          <w:tcPr>
-            <w:tcW w:w="6169" w:type="dxa"/>
-            <w:vAlign w:val="center"/>
-          </w:tcPr>
-          <w:p>
-            <w:pPr>
-              <w:pStyle w:val="Prrafodelista"/>
-              <w:tabs>
-                <w:tab w:val="left" w:pos="0"/>
-                <w:tab w:val="left" w:pos="142"/>
-                <w:tab w:val="left" w:pos="284"/>
-              </w:tabs>
-              <w:spacing w:line="276" w:lineRule="auto"/>
-              <w:ind w:left="0"/>
-              <w:jc w:val="both"/>
-              <w:rPr>
-                <w:rFonts w:ascii="Arial Nova Cond" w:hAnsi="Arial Nova Cond"/>
-                <w:color w:val="000000" w:themeColor="text1"/>
-                <w:sz w:val="20"/>
-                <w:szCs w:val="20"/>
-              </w:rPr>
-            </w:pPr>
-            <w:r>
-              <w:rPr>
-                <w:rFonts w:ascii="Arial Nova Cond" w:eastAsia="Calibri" w:hAnsi="Arial Nova Cond" w:cs="Times New Roman"/>
-                <w:sz w:val="20"/>
-                <w:szCs w:val="20"/>
-                <w:lang w:val="es-ES_tradnl"/>
-              </w:rPr>
               <w:t>{{situacionsignificativa7}}</w:t>
             </w:r>
           </w:p>
         </w:tc>
         <w:tc>
           <w:tcPr>
-            <w:tcW w:w="2015" w:type="dxa"/>
+            <w:tcW w:w="1984" w:type="dxa"/>
             <w:vAlign w:val="center"/>
           </w:tcPr>
           <w:p>
@@ -13324,7 +13119,7 @@
         </w:tc>
         <w:tc>
           <w:tcPr>
-            <w:tcW w:w="1634" w:type="dxa"/>
+            <w:tcW w:w="2693" w:type="dxa"/>
             <w:vAlign w:val="center"/>
           </w:tcPr>
           <w:p>
@@ -13349,13 +13144,13 @@
                 <w:sz w:val="20"/>
                 <w:szCs w:val="20"/>
               </w:rPr>
-              <w:t>{{competencias7}}</w:t>
-            </w:r>
-          </w:p>
-        </w:tc>
-        <w:tc>
-          <w:tcPr>
-            <w:tcW w:w="1337" w:type="dxa"/>
+              <w:t>{{campotematico7}}</w:t>
+            </w:r>
+          </w:p>
+        </w:tc>
+        <w:tc>
+          <w:tcPr>
+            <w:tcW w:w="1560" w:type="dxa"/>
             <w:vAlign w:val="center"/>
           </w:tcPr>
           <w:p>
@@ -13363,7 +13158,38 @@
               <w:autoSpaceDE w:val="0"/>
               <w:autoSpaceDN w:val="0"/>
               <w:adjustRightInd w:val="0"/>
-              <w:jc w:val="center"/>
+              <w:jc w:val="both"/>
+              <w:rPr>
+                <w:rFonts w:ascii="Arial Nova Cond" w:hAnsi="Arial Nova Cond" w:cs="Arial"/>
+                <w:color w:val="000000"/>
+                <w:kern w:val="0"/>
+                <w:sz w:val="20"/>
+                <w:szCs w:val="20"/>
+              </w:rPr>
+            </w:pPr>
+            <w:r>
+              <w:rPr>
+                <w:rFonts w:ascii="Arial Nova Cond" w:hAnsi="Arial Nova Cond" w:cs="Arial"/>
+                <w:color w:val="000000"/>
+                <w:kern w:val="0"/>
+                <w:sz w:val="20"/>
+                <w:szCs w:val="20"/>
+              </w:rPr>
+              <w:t>{{competencias7}}</w:t>
+            </w:r>
+          </w:p>
+        </w:tc>
+        <w:tc>
+          <w:tcPr>
+            <w:tcW w:w="1399" w:type="dxa"/>
+            <w:vAlign w:val="center"/>
+          </w:tcPr>
+          <w:p>
+            <w:pPr>
+              <w:autoSpaceDE w:val="0"/>
+              <w:autoSpaceDN w:val="0"/>
+              <w:adjustRightInd w:val="0"/>
+              <w:jc w:val="both"/>
               <w:rPr>
                 <w:rFonts w:ascii="Arial Nova Cond" w:hAnsi="Arial Nova Cond" w:cs="Arial"/>
                 <w:color w:val="000000"/>
@@ -13392,7 +13218,7 @@
         </w:trPr>
         <w:tc>
           <w:tcPr>
-            <w:tcW w:w="875" w:type="dxa"/>
+            <w:tcW w:w="818" w:type="dxa"/>
             <w:vMerge/>
             <w:vAlign w:val="center"/>
           </w:tcPr>
@@ -13420,7 +13246,7 @@
         </w:tc>
         <w:tc>
           <w:tcPr>
-            <w:tcW w:w="1095" w:type="dxa"/>
+            <w:tcW w:w="1018" w:type="dxa"/>
             <w:vAlign w:val="center"/>
           </w:tcPr>
           <w:p>
@@ -13458,7 +13284,7 @@
         </w:tc>
         <w:tc>
           <w:tcPr>
-            <w:tcW w:w="1726" w:type="dxa"/>
+            <w:tcW w:w="5379" w:type="dxa"/>
             <w:vAlign w:val="center"/>
           </w:tcPr>
           <w:p>
@@ -13471,6 +13297,7 @@
               </w:tabs>
               <w:spacing w:line="276" w:lineRule="auto"/>
               <w:ind w:left="0"/>
+              <w:jc w:val="both"/>
               <w:rPr>
                 <w:rFonts w:ascii="Arial Nova Cond" w:eastAsia="Calibri" w:hAnsi="Arial Nova Cond" w:cs="Times New Roman"/>
                 <w:color w:val="000000" w:themeColor="text1"/>
@@ -13486,48 +13313,13 @@
                 <w:szCs w:val="20"/>
                 <w:lang w:val="es-ES_tradnl"/>
               </w:rPr>
-              <w:t>{{problemapotencialidad8}}</w:t>
-            </w:r>
-          </w:p>
-        </w:tc>
-        <w:tc>
-          <w:tcPr>
-            <w:tcW w:w="6169" w:type="dxa"/>
-            <w:vAlign w:val="center"/>
-          </w:tcPr>
-          <w:p>
-            <w:pPr>
-              <w:pStyle w:val="Prrafodelista"/>
-              <w:tabs>
-                <w:tab w:val="left" w:pos="0"/>
-                <w:tab w:val="left" w:pos="142"/>
-                <w:tab w:val="left" w:pos="284"/>
-              </w:tabs>
-              <w:spacing w:line="276" w:lineRule="auto"/>
-              <w:ind w:left="0"/>
-              <w:jc w:val="both"/>
-              <w:rPr>
-                <w:rFonts w:ascii="Arial Nova Cond" w:eastAsia="Calibri" w:hAnsi="Arial Nova Cond" w:cs="Times New Roman"/>
-                <w:color w:val="000000" w:themeColor="text1"/>
-                <w:sz w:val="20"/>
-                <w:szCs w:val="20"/>
-                <w:lang w:val="es-ES_tradnl"/>
-              </w:rPr>
-            </w:pPr>
-            <w:r>
-              <w:rPr>
-                <w:rFonts w:ascii="Arial Nova Cond" w:eastAsia="Calibri" w:hAnsi="Arial Nova Cond" w:cs="Times New Roman"/>
-                <w:sz w:val="20"/>
-                <w:szCs w:val="20"/>
-                <w:lang w:val="es-ES_tradnl"/>
-              </w:rPr>
               <w:t>{{situacionsignificativa8}}</w:t>
             </w:r>
           </w:p>
         </w:tc>
         <w:tc>
           <w:tcPr>
-            <w:tcW w:w="2015" w:type="dxa"/>
+            <w:tcW w:w="1984" w:type="dxa"/>
             <w:vAlign w:val="center"/>
           </w:tcPr>
           <w:p>
@@ -13557,7 +13349,7 @@
         </w:tc>
         <w:tc>
           <w:tcPr>
-            <w:tcW w:w="1634" w:type="dxa"/>
+            <w:tcW w:w="2693" w:type="dxa"/>
             <w:vAlign w:val="center"/>
           </w:tcPr>
           <w:p>
@@ -13582,13 +13374,13 @@
                 <w:sz w:val="20"/>
                 <w:szCs w:val="20"/>
               </w:rPr>
-              <w:t>{{competencias8}}</w:t>
-            </w:r>
-          </w:p>
-        </w:tc>
-        <w:tc>
-          <w:tcPr>
-            <w:tcW w:w="1337" w:type="dxa"/>
+              <w:t>{{campotematico8}}</w:t>
+            </w:r>
+          </w:p>
+        </w:tc>
+        <w:tc>
+          <w:tcPr>
+            <w:tcW w:w="1560" w:type="dxa"/>
             <w:vAlign w:val="center"/>
           </w:tcPr>
           <w:p>
@@ -13596,7 +13388,7 @@
               <w:autoSpaceDE w:val="0"/>
               <w:autoSpaceDN w:val="0"/>
               <w:adjustRightInd w:val="0"/>
-              <w:jc w:val="center"/>
+              <w:jc w:val="both"/>
               <w:rPr>
                 <w:rFonts w:ascii="Arial Nova Cond" w:hAnsi="Arial Nova Cond" w:cs="Arial"/>
                 <w:color w:val="000000"/>
@@ -13613,40 +13405,44 @@
                 <w:sz w:val="20"/>
                 <w:szCs w:val="20"/>
               </w:rPr>
+              <w:t>{{competencias8}}</w:t>
+            </w:r>
+          </w:p>
+        </w:tc>
+        <w:tc>
+          <w:tcPr>
+            <w:tcW w:w="1399" w:type="dxa"/>
+            <w:vAlign w:val="center"/>
+          </w:tcPr>
+          <w:p>
+            <w:pPr>
+              <w:autoSpaceDE w:val="0"/>
+              <w:autoSpaceDN w:val="0"/>
+              <w:adjustRightInd w:val="0"/>
+              <w:jc w:val="both"/>
+              <w:rPr>
+                <w:rFonts w:ascii="Arial Nova Cond" w:hAnsi="Arial Nova Cond" w:cs="Arial"/>
+                <w:color w:val="000000"/>
+                <w:kern w:val="0"/>
+                <w:sz w:val="20"/>
+                <w:szCs w:val="20"/>
+              </w:rPr>
+            </w:pPr>
+            <w:r>
+              <w:rPr>
+                <w:rFonts w:ascii="Arial Nova Cond" w:hAnsi="Arial Nova Cond" w:cs="Arial"/>
+                <w:color w:val="000000"/>
+                <w:kern w:val="0"/>
+                <w:sz w:val="20"/>
+                <w:szCs w:val="20"/>
+              </w:rPr>
               <w:t>{{producto8}}</w:t>
             </w:r>
           </w:p>
         </w:tc>
       </w:tr>
+      <w:bookmarkEnd w:id="1"/>
     </w:tbl>
-    <w:bookmarkEnd w:id="1"/>
-    <w:p>
-      <w:pPr>
-        <w:pStyle w:val="Prrafodelista"/>
-        <w:shd w:val="clear" w:color="auto" w:fill="FFFFFF" w:themeFill="background1"/>
-        <w:spacing w:after="0" w:line="276" w:lineRule="auto"/>
-        <w:ind w:left="-284" w:right="-455"/>
-        <w:rPr>
-          <w:rFonts w:ascii="Arial Nova Cond Light" w:hAnsi="Arial Nova Cond Light" w:cs="Times New Roman"/>
-          <w:b/>
-          <w:bCs/>
-          <w:color w:val="000000" w:themeColor="text1"/>
-          <w:sz w:val="20"/>
-          <w:szCs w:val="20"/>
-        </w:rPr>
-      </w:pPr>
-      <w:r>
-        <w:rPr>
-          <w:rFonts w:ascii="Arial Nova Cond Light" w:hAnsi="Arial Nova Cond Light" w:cs="Times New Roman"/>
-          <w:b/>
-          <w:bCs/>
-          <w:color w:val="000000" w:themeColor="text1"/>
-          <w:sz w:val="20"/>
-          <w:szCs w:val="20"/>
-        </w:rPr>
-        <w:t xml:space="preserve"> </w:t>
-      </w:r>
-    </w:p>
     <w:p>
       <w:pPr>
         <w:pStyle w:val="Prrafodelista"/>
@@ -13706,6 +13502,7 @@
           <w:sz w:val="20"/>
           <w:szCs w:val="20"/>
         </w:rPr>
+        <w:lastRenderedPageBreak/>
         <w:t xml:space="preserve">ORGANIZACIÓN DE LOS PROPÓSITOS DE APRENDIZAJE: </w:t>
       </w:r>
     </w:p>
@@ -14974,25 +14771,7 @@
                 <w:sz w:val="20"/>
                 <w:szCs w:val="20"/>
               </w:rPr>
-              <w:t xml:space="preserve">Se relaciona utilizando sus habilidades </w:t>
-            </w:r>
-            <w:proofErr w:type="spellStart"/>
-            <w:r>
-              <w:rPr>
-                <w:rFonts w:ascii="Arial Nova Cond Light" w:hAnsi="Arial Nova Cond Light" w:cstheme="minorHAnsi"/>
-                <w:sz w:val="20"/>
-                <w:szCs w:val="20"/>
-              </w:rPr>
-              <w:t>sociomotrices</w:t>
-            </w:r>
-            <w:proofErr w:type="spellEnd"/>
-            <w:r>
-              <w:rPr>
-                <w:rFonts w:ascii="Arial Nova Cond Light" w:hAnsi="Arial Nova Cond Light" w:cstheme="minorHAnsi"/>
-                <w:sz w:val="20"/>
-                <w:szCs w:val="20"/>
-              </w:rPr>
-              <w:t>.</w:t>
+              <w:t>Se relaciona utilizando sus habilidades sociomotrices.</w:t>
             </w:r>
           </w:p>
           <w:p>
@@ -15285,29 +15064,7 @@
                 <w:szCs w:val="20"/>
                 <w:lang w:eastAsia="es-ES"/>
               </w:rPr>
-              <w:t xml:space="preserve">Interactúa a través de sus habilidades </w:t>
-            </w:r>
-            <w:proofErr w:type="spellStart"/>
-            <w:r>
-              <w:rPr>
-                <w:rFonts w:ascii="Arial Nova Cond Light" w:eastAsia="Times New Roman" w:hAnsi="Arial Nova Cond Light" w:cs="Arial"/>
-                <w:bCs/>
-                <w:sz w:val="20"/>
-                <w:szCs w:val="20"/>
-                <w:lang w:eastAsia="es-ES"/>
-              </w:rPr>
-              <w:t>sociomotrices</w:t>
-            </w:r>
-            <w:proofErr w:type="spellEnd"/>
-            <w:r>
-              <w:rPr>
-                <w:rFonts w:ascii="Arial Nova Cond Light" w:eastAsia="Times New Roman" w:hAnsi="Arial Nova Cond Light" w:cs="Arial"/>
-                <w:bCs/>
-                <w:sz w:val="20"/>
-                <w:szCs w:val="20"/>
-                <w:lang w:eastAsia="es-ES"/>
-              </w:rPr>
-              <w:t xml:space="preserve"> con autonomía en situaciones que no le son favorables y asume con una actitud de liderazgo los desafíos propios de la práctica de actividades físicas, experimentando el placer y disfrute que ellas representan. Formula y aplica estrategias para solucionar problemas individuales y colectivos, incorporando elementos técnicos y tácticos pertinentes y adecuándose a los cambios que se dan en la práctica. Analiza los posibles aciertos y dificultades ocurridos durante la práctica para mejorar la estrategia de juego.</w:t>
+              <w:t>Interactúa a través de sus habilidades sociomotrices con autonomía en situaciones que no le son favorables y asume con una actitud de liderazgo los desafíos propios de la práctica de actividades físicas, experimentando el placer y disfrute que ellas representan. Formula y aplica estrategias para solucionar problemas individuales y colectivos, incorporando elementos técnicos y tácticos pertinentes y adecuándose a los cambios que se dan en la práctica. Analiza los posibles aciertos y dificultades ocurridos durante la práctica para mejorar la estrategia de juego.</w:t>
             </w:r>
           </w:p>
         </w:tc>
@@ -26062,25 +25819,7 @@
                 <w:kern w:val="0"/>
                 <w14:ligatures w14:val="none"/>
               </w:rPr>
-              <w:t xml:space="preserve">Minedu (2016). Programa curricular de educación secundaria. Resolución Ministerial </w:t>
-            </w:r>
-            <w:proofErr w:type="spellStart"/>
-            <w:r>
-              <w:rPr>
-                <w:rFonts w:ascii="Arial Nova Cond Light" w:eastAsia="Calibri" w:hAnsi="Arial Nova Cond Light" w:cs="Calibri Light"/>
-                <w:kern w:val="0"/>
-                <w14:ligatures w14:val="none"/>
-              </w:rPr>
-              <w:t>N°</w:t>
-            </w:r>
-            <w:proofErr w:type="spellEnd"/>
-            <w:r>
-              <w:rPr>
-                <w:rFonts w:ascii="Arial Nova Cond Light" w:eastAsia="Calibri" w:hAnsi="Arial Nova Cond Light" w:cs="Calibri Light"/>
-                <w:kern w:val="0"/>
-                <w14:ligatures w14:val="none"/>
-              </w:rPr>
-              <w:t xml:space="preserve"> 649-2016-Minedu. </w:t>
+              <w:t xml:space="preserve">Minedu (2016). Programa curricular de educación secundaria. Resolución Ministerial N° 649-2016-Minedu. </w:t>
             </w:r>
           </w:p>
           <w:p>
@@ -26105,25 +25844,7 @@
                 <w:kern w:val="0"/>
                 <w14:ligatures w14:val="none"/>
               </w:rPr>
-              <w:t xml:space="preserve">Minedu (2016). Currículo Nacional de la educación básica. Resolución Ministerial </w:t>
-            </w:r>
-            <w:proofErr w:type="spellStart"/>
-            <w:r>
-              <w:rPr>
-                <w:rFonts w:ascii="Arial Nova Cond Light" w:eastAsia="Calibri" w:hAnsi="Arial Nova Cond Light" w:cs="Calibri Light"/>
-                <w:kern w:val="0"/>
-                <w14:ligatures w14:val="none"/>
-              </w:rPr>
-              <w:t>N°</w:t>
-            </w:r>
-            <w:proofErr w:type="spellEnd"/>
-            <w:r>
-              <w:rPr>
-                <w:rFonts w:ascii="Arial Nova Cond Light" w:eastAsia="Calibri" w:hAnsi="Arial Nova Cond Light" w:cs="Calibri Light"/>
-                <w:kern w:val="0"/>
-                <w14:ligatures w14:val="none"/>
-              </w:rPr>
-              <w:t xml:space="preserve"> 281-2016-Minedu y su modificatoria. </w:t>
+              <w:t xml:space="preserve">Minedu (2016). Currículo Nacional de la educación básica. Resolución Ministerial N° 281-2016-Minedu y su modificatoria. </w:t>
             </w:r>
           </w:p>
           <w:p>
@@ -26181,25 +25902,7 @@
                 <w:kern w:val="0"/>
                 <w14:ligatures w14:val="none"/>
               </w:rPr>
-              <w:t xml:space="preserve">Resolución Ministerial </w:t>
-            </w:r>
-            <w:proofErr w:type="spellStart"/>
-            <w:r>
-              <w:rPr>
-                <w:rFonts w:ascii="Arial Nova Cond Light" w:eastAsia="Calibri" w:hAnsi="Arial Nova Cond Light" w:cs="Calibri Light"/>
-                <w:kern w:val="0"/>
-                <w14:ligatures w14:val="none"/>
-              </w:rPr>
-              <w:t>N.°</w:t>
-            </w:r>
-            <w:proofErr w:type="spellEnd"/>
-            <w:r>
-              <w:rPr>
-                <w:rFonts w:ascii="Arial Nova Cond Light" w:eastAsia="Calibri" w:hAnsi="Arial Nova Cond Light" w:cs="Calibri Light"/>
-                <w:kern w:val="0"/>
-                <w14:ligatures w14:val="none"/>
-              </w:rPr>
-              <w:t xml:space="preserve"> 501-2025</w:t>
+              <w:t>Resolución Ministerial N.° 501-2025</w:t>
             </w:r>
             <w:r>
               <w:rPr>
@@ -26700,7 +26403,7 @@
 </file>
 
 <file path=word/endnotes.xml><?xml version="1.0" encoding="utf-8"?>
-<w:endnotes xmlns:wpc="http://schemas.microsoft.com/office/word/2010/wordprocessingCanvas" xmlns:cx="http://schemas.microsoft.com/office/drawing/2014/chartex" xmlns:cx1="http://schemas.microsoft.com/office/drawing/2015/9/8/chartex" xmlns:cx2="http://schemas.microsoft.com/office/drawing/2015/10/21/chartex" xmlns:cx3="http://schemas.microsoft.com/office/drawing/2016/5/9/chartex" xmlns:cx4="http://schemas.microsoft.com/office/drawing/2016/5/10/chartex" xmlns:cx5="http://schemas.microsoft.com/office/drawing/2016/5/11/chartex" xmlns:cx6="http://schemas.microsoft.com/office/drawing/2016/5/12/chartex" xmlns:cx7="http://schemas.microsoft.com/office/drawing/2016/5/13/chartex" xmlns:cx8="http://schemas.microsoft.com/office/drawing/2016/5/14/chartex" xmlns:mc="http://schemas.openxmlformats.org/markup-compatibility/2006" xmlns:aink="http://schemas.microsoft.com/office/drawing/2016/ink" xmlns:am3d="http://schemas.microsoft.com/office/drawing/2017/model3d" xmlns:o="urn:schemas-microsoft-com:office:office" xmlns:oel="http://schemas.microsoft.com/office/2019/extlst" xmlns:r="http://schemas.openxmlformats.org/officeDocument/2006/relationships" xmlns:m="http://schemas.openxmlformats.org/officeDocument/2006/math" xmlns:v="urn:schemas-microsoft-com:vml" xmlns:wp14="http://schemas.microsoft.com/office/word/2010/wordprocessingDrawing" xmlns:wp="http://schemas.openxmlformats.org/drawingml/2006/wordprocessingDrawing" xmlns:w10="urn:schemas-microsoft-com:office:word" xmlns:w="http://schemas.openxmlformats.org/wordprocessingml/2006/main" xmlns:w14="http://schemas.microsoft.com/office/word/2010/wordml" xmlns:w15="http://schemas.microsoft.com/office/word/2012/wordml" xmlns:w16cex="http://schemas.microsoft.com/office/word/2018/wordml/cex" xmlns:w16cid="http://schemas.microsoft.com/office/word/2016/wordml/cid" xmlns:w16="http://schemas.microsoft.com/office/word/2018/wordml" xmlns:w16du="http://schemas.microsoft.com/office/word/2023/wordml/word16du" xmlns:w16sdtdh="http://schemas.microsoft.com/office/word/2020/wordml/sdtdatahash" xmlns:w16se="http://schemas.microsoft.com/office/word/2015/wordml/symex" xmlns:wpg="http://schemas.microsoft.com/office/word/2010/wordprocessingGroup" xmlns:wpi="http://schemas.microsoft.com/office/word/2010/wordprocessingInk" xmlns:wne="http://schemas.microsoft.com/office/word/2006/wordml" xmlns:wps="http://schemas.microsoft.com/office/word/2010/wordprocessingShape" mc:Ignorable="w14 w15 w16se w16cid w16 w16cex w16sdtdh w16du wp14">
+<w:endnotes xmlns:wpc="http://schemas.microsoft.com/office/word/2010/wordprocessingCanvas" xmlns:cx="http://schemas.microsoft.com/office/drawing/2014/chartex" xmlns:cx1="http://schemas.microsoft.com/office/drawing/2015/9/8/chartex" xmlns:cx2="http://schemas.microsoft.com/office/drawing/2015/10/21/chartex" xmlns:cx3="http://schemas.microsoft.com/office/drawing/2016/5/9/chartex" xmlns:cx4="http://schemas.microsoft.com/office/drawing/2016/5/10/chartex" xmlns:cx5="http://schemas.microsoft.com/office/drawing/2016/5/11/chartex" xmlns:cx6="http://schemas.microsoft.com/office/drawing/2016/5/12/chartex" xmlns:cx7="http://schemas.microsoft.com/office/drawing/2016/5/13/chartex" xmlns:cx8="http://schemas.microsoft.com/office/drawing/2016/5/14/chartex" xmlns:mc="http://schemas.openxmlformats.org/markup-compatibility/2006" xmlns:aink="http://schemas.microsoft.com/office/drawing/2016/ink" xmlns:am3d="http://schemas.microsoft.com/office/drawing/2017/model3d" xmlns:o="urn:schemas-microsoft-com:office:office" xmlns:oel="http://schemas.microsoft.com/office/2019/extlst" xmlns:r="http://schemas.openxmlformats.org/officeDocument/2006/relationships" xmlns:m="http://schemas.openxmlformats.org/officeDocument/2006/math" xmlns:v="urn:schemas-microsoft-com:vml" xmlns:wp14="http://schemas.microsoft.com/office/word/2010/wordprocessingDrawing" xmlns:wp="http://schemas.openxmlformats.org/drawingml/2006/wordprocessingDrawing" xmlns:w10="urn:schemas-microsoft-com:office:word" xmlns:w="http://schemas.openxmlformats.org/wordprocessingml/2006/main" xmlns:w14="http://schemas.microsoft.com/office/word/2010/wordml" xmlns:w15="http://schemas.microsoft.com/office/word/2012/wordml" xmlns:w16cex="http://schemas.microsoft.com/office/word/2018/wordml/cex" xmlns:w16cid="http://schemas.microsoft.com/office/word/2016/wordml/cid" xmlns:w16="http://schemas.microsoft.com/office/word/2018/wordml" xmlns:w16du="http://schemas.microsoft.com/office/word/2023/wordml/word16du" xmlns:w16sdtdh="http://schemas.microsoft.com/office/word/2020/wordml/sdtdatahash" xmlns:w16sdtfl="http://schemas.microsoft.com/office/word/2024/wordml/sdtformatlock" xmlns:w16se="http://schemas.microsoft.com/office/word/2015/wordml/symex" xmlns:wpg="http://schemas.microsoft.com/office/word/2010/wordprocessingGroup" xmlns:wpi="http://schemas.microsoft.com/office/word/2010/wordprocessingInk" xmlns:wne="http://schemas.microsoft.com/office/word/2006/wordml" xmlns:wps="http://schemas.microsoft.com/office/word/2010/wordprocessingShape" mc:Ignorable="w14 w15 w16se w16cid w16 w16cex w16sdtdh w16sdtfl w16du wp14">
   <w:endnote w:type="separator" w:id="-1">
     <w:p>
       <w:pPr>
@@ -26725,7 +26428,7 @@
 </file>
 
 <file path=word/footer1.xml><?xml version="1.0" encoding="utf-8"?>
-<w:ftr xmlns:wpc="http://schemas.microsoft.com/office/word/2010/wordprocessingCanvas" xmlns:cx="http://schemas.microsoft.com/office/drawing/2014/chartex" xmlns:cx1="http://schemas.microsoft.com/office/drawing/2015/9/8/chartex" xmlns:cx2="http://schemas.microsoft.com/office/drawing/2015/10/21/chartex" xmlns:cx3="http://schemas.microsoft.com/office/drawing/2016/5/9/chartex" xmlns:cx4="http://schemas.microsoft.com/office/drawing/2016/5/10/chartex" xmlns:cx5="http://schemas.microsoft.com/office/drawing/2016/5/11/chartex" xmlns:cx6="http://schemas.microsoft.com/office/drawing/2016/5/12/chartex" xmlns:cx7="http://schemas.microsoft.com/office/drawing/2016/5/13/chartex" xmlns:cx8="http://schemas.microsoft.com/office/drawing/2016/5/14/chartex" xmlns:mc="http://schemas.openxmlformats.org/markup-compatibility/2006" xmlns:aink="http://schemas.microsoft.com/office/drawing/2016/ink" xmlns:am3d="http://schemas.microsoft.com/office/drawing/2017/model3d" xmlns:o="urn:schemas-microsoft-com:office:office" xmlns:oel="http://schemas.microsoft.com/office/2019/extlst" xmlns:r="http://schemas.openxmlformats.org/officeDocument/2006/relationships" xmlns:m="http://schemas.openxmlformats.org/officeDocument/2006/math" xmlns:v="urn:schemas-microsoft-com:vml" xmlns:wp14="http://schemas.microsoft.com/office/word/2010/wordprocessingDrawing" xmlns:wp="http://schemas.openxmlformats.org/drawingml/2006/wordprocessingDrawing" xmlns:w10="urn:schemas-microsoft-com:office:word" xmlns:w="http://schemas.openxmlformats.org/wordprocessingml/2006/main" xmlns:w14="http://schemas.microsoft.com/office/word/2010/wordml" xmlns:w15="http://schemas.microsoft.com/office/word/2012/wordml" xmlns:w16cex="http://schemas.microsoft.com/office/word/2018/wordml/cex" xmlns:w16cid="http://schemas.microsoft.com/office/word/2016/wordml/cid" xmlns:w16="http://schemas.microsoft.com/office/word/2018/wordml" xmlns:w16du="http://schemas.microsoft.com/office/word/2023/wordml/word16du" xmlns:w16sdtdh="http://schemas.microsoft.com/office/word/2020/wordml/sdtdatahash" xmlns:w16se="http://schemas.microsoft.com/office/word/2015/wordml/symex" xmlns:wpg="http://schemas.microsoft.com/office/word/2010/wordprocessingGroup" xmlns:wpi="http://schemas.microsoft.com/office/word/2010/wordprocessingInk" xmlns:wne="http://schemas.microsoft.com/office/word/2006/wordml" xmlns:wps="http://schemas.microsoft.com/office/word/2010/wordprocessingShape" mc:Ignorable="w14 w15 w16se w16cid w16 w16cex w16sdtdh w16du wp14">
+<w:ftr xmlns:wpc="http://schemas.microsoft.com/office/word/2010/wordprocessingCanvas" xmlns:cx="http://schemas.microsoft.com/office/drawing/2014/chartex" xmlns:cx1="http://schemas.microsoft.com/office/drawing/2015/9/8/chartex" xmlns:cx2="http://schemas.microsoft.com/office/drawing/2015/10/21/chartex" xmlns:cx3="http://schemas.microsoft.com/office/drawing/2016/5/9/chartex" xmlns:cx4="http://schemas.microsoft.com/office/drawing/2016/5/10/chartex" xmlns:cx5="http://schemas.microsoft.com/office/drawing/2016/5/11/chartex" xmlns:cx6="http://schemas.microsoft.com/office/drawing/2016/5/12/chartex" xmlns:cx7="http://schemas.microsoft.com/office/drawing/2016/5/13/chartex" xmlns:cx8="http://schemas.microsoft.com/office/drawing/2016/5/14/chartex" xmlns:mc="http://schemas.openxmlformats.org/markup-compatibility/2006" xmlns:aink="http://schemas.microsoft.com/office/drawing/2016/ink" xmlns:am3d="http://schemas.microsoft.com/office/drawing/2017/model3d" xmlns:o="urn:schemas-microsoft-com:office:office" xmlns:oel="http://schemas.microsoft.com/office/2019/extlst" xmlns:r="http://schemas.openxmlformats.org/officeDocument/2006/relationships" xmlns:m="http://schemas.openxmlformats.org/officeDocument/2006/math" xmlns:v="urn:schemas-microsoft-com:vml" xmlns:wp14="http://schemas.microsoft.com/office/word/2010/wordprocessingDrawing" xmlns:wp="http://schemas.openxmlformats.org/drawingml/2006/wordprocessingDrawing" xmlns:w10="urn:schemas-microsoft-com:office:word" xmlns:w="http://schemas.openxmlformats.org/wordprocessingml/2006/main" xmlns:w14="http://schemas.microsoft.com/office/word/2010/wordml" xmlns:w15="http://schemas.microsoft.com/office/word/2012/wordml" xmlns:w16cex="http://schemas.microsoft.com/office/word/2018/wordml/cex" xmlns:w16cid="http://schemas.microsoft.com/office/word/2016/wordml/cid" xmlns:w16="http://schemas.microsoft.com/office/word/2018/wordml" xmlns:w16du="http://schemas.microsoft.com/office/word/2023/wordml/word16du" xmlns:w16sdtdh="http://schemas.microsoft.com/office/word/2020/wordml/sdtdatahash" xmlns:w16sdtfl="http://schemas.microsoft.com/office/word/2024/wordml/sdtformatlock" xmlns:w16se="http://schemas.microsoft.com/office/word/2015/wordml/symex" xmlns:wpg="http://schemas.microsoft.com/office/word/2010/wordprocessingGroup" xmlns:wpi="http://schemas.microsoft.com/office/word/2010/wordprocessingInk" xmlns:wne="http://schemas.microsoft.com/office/word/2006/wordml" xmlns:wps="http://schemas.microsoft.com/office/word/2010/wordprocessingShape" mc:Ignorable="w14 w15 w16se w16cid w16 w16cex w16sdtdh w16sdtfl w16du wp14">
   <w:p>
     <w:pPr>
       <w:pStyle w:val="Piedepgina"/>
@@ -27190,7 +26893,7 @@
 </file>
 
 <file path=word/footnotes.xml><?xml version="1.0" encoding="utf-8"?>
-<w:footnotes xmlns:wpc="http://schemas.microsoft.com/office/word/2010/wordprocessingCanvas" xmlns:cx="http://schemas.microsoft.com/office/drawing/2014/chartex" xmlns:cx1="http://schemas.microsoft.com/office/drawing/2015/9/8/chartex" xmlns:cx2="http://schemas.microsoft.com/office/drawing/2015/10/21/chartex" xmlns:cx3="http://schemas.microsoft.com/office/drawing/2016/5/9/chartex" xmlns:cx4="http://schemas.microsoft.com/office/drawing/2016/5/10/chartex" xmlns:cx5="http://schemas.microsoft.com/office/drawing/2016/5/11/chartex" xmlns:cx6="http://schemas.microsoft.com/office/drawing/2016/5/12/chartex" xmlns:cx7="http://schemas.microsoft.com/office/drawing/2016/5/13/chartex" xmlns:cx8="http://schemas.microsoft.com/office/drawing/2016/5/14/chartex" xmlns:mc="http://schemas.openxmlformats.org/markup-compatibility/2006" xmlns:aink="http://schemas.microsoft.com/office/drawing/2016/ink" xmlns:am3d="http://schemas.microsoft.com/office/drawing/2017/model3d" xmlns:o="urn:schemas-microsoft-com:office:office" xmlns:oel="http://schemas.microsoft.com/office/2019/extlst" xmlns:r="http://schemas.openxmlformats.org/officeDocument/2006/relationships" xmlns:m="http://schemas.openxmlformats.org/officeDocument/2006/math" xmlns:v="urn:schemas-microsoft-com:vml" xmlns:wp14="http://schemas.microsoft.com/office/word/2010/wordprocessingDrawing" xmlns:wp="http://schemas.openxmlformats.org/drawingml/2006/wordprocessingDrawing" xmlns:w10="urn:schemas-microsoft-com:office:word" xmlns:w="http://schemas.openxmlformats.org/wordprocessingml/2006/main" xmlns:w14="http://schemas.microsoft.com/office/word/2010/wordml" xmlns:w15="http://schemas.microsoft.com/office/word/2012/wordml" xmlns:w16cex="http://schemas.microsoft.com/office/word/2018/wordml/cex" xmlns:w16cid="http://schemas.microsoft.com/office/word/2016/wordml/cid" xmlns:w16="http://schemas.microsoft.com/office/word/2018/wordml" xmlns:w16du="http://schemas.microsoft.com/office/word/2023/wordml/word16du" xmlns:w16sdtdh="http://schemas.microsoft.com/office/word/2020/wordml/sdtdatahash" xmlns:w16se="http://schemas.microsoft.com/office/word/2015/wordml/symex" xmlns:wpg="http://schemas.microsoft.com/office/word/2010/wordprocessingGroup" xmlns:wpi="http://schemas.microsoft.com/office/word/2010/wordprocessingInk" xmlns:wne="http://schemas.microsoft.com/office/word/2006/wordml" xmlns:wps="http://schemas.microsoft.com/office/word/2010/wordprocessingShape" mc:Ignorable="w14 w15 w16se w16cid w16 w16cex w16sdtdh w16du wp14">
+<w:footnotes xmlns:wpc="http://schemas.microsoft.com/office/word/2010/wordprocessingCanvas" xmlns:cx="http://schemas.microsoft.com/office/drawing/2014/chartex" xmlns:cx1="http://schemas.microsoft.com/office/drawing/2015/9/8/chartex" xmlns:cx2="http://schemas.microsoft.com/office/drawing/2015/10/21/chartex" xmlns:cx3="http://schemas.microsoft.com/office/drawing/2016/5/9/chartex" xmlns:cx4="http://schemas.microsoft.com/office/drawing/2016/5/10/chartex" xmlns:cx5="http://schemas.microsoft.com/office/drawing/2016/5/11/chartex" xmlns:cx6="http://schemas.microsoft.com/office/drawing/2016/5/12/chartex" xmlns:cx7="http://schemas.microsoft.com/office/drawing/2016/5/13/chartex" xmlns:cx8="http://schemas.microsoft.com/office/drawing/2016/5/14/chartex" xmlns:mc="http://schemas.openxmlformats.org/markup-compatibility/2006" xmlns:aink="http://schemas.microsoft.com/office/drawing/2016/ink" xmlns:am3d="http://schemas.microsoft.com/office/drawing/2017/model3d" xmlns:o="urn:schemas-microsoft-com:office:office" xmlns:oel="http://schemas.microsoft.com/office/2019/extlst" xmlns:r="http://schemas.openxmlformats.org/officeDocument/2006/relationships" xmlns:m="http://schemas.openxmlformats.org/officeDocument/2006/math" xmlns:v="urn:schemas-microsoft-com:vml" xmlns:wp14="http://schemas.microsoft.com/office/word/2010/wordprocessingDrawing" xmlns:wp="http://schemas.openxmlformats.org/drawingml/2006/wordprocessingDrawing" xmlns:w10="urn:schemas-microsoft-com:office:word" xmlns:w="http://schemas.openxmlformats.org/wordprocessingml/2006/main" xmlns:w14="http://schemas.microsoft.com/office/word/2010/wordml" xmlns:w15="http://schemas.microsoft.com/office/word/2012/wordml" xmlns:w16cex="http://schemas.microsoft.com/office/word/2018/wordml/cex" xmlns:w16cid="http://schemas.microsoft.com/office/word/2016/wordml/cid" xmlns:w16="http://schemas.microsoft.com/office/word/2018/wordml" xmlns:w16du="http://schemas.microsoft.com/office/word/2023/wordml/word16du" xmlns:w16sdtdh="http://schemas.microsoft.com/office/word/2020/wordml/sdtdatahash" xmlns:w16sdtfl="http://schemas.microsoft.com/office/word/2024/wordml/sdtformatlock" xmlns:w16se="http://schemas.microsoft.com/office/word/2015/wordml/symex" xmlns:wpg="http://schemas.microsoft.com/office/word/2010/wordprocessingGroup" xmlns:wpi="http://schemas.microsoft.com/office/word/2010/wordprocessingInk" xmlns:wne="http://schemas.microsoft.com/office/word/2006/wordml" xmlns:wps="http://schemas.microsoft.com/office/word/2010/wordprocessingShape" mc:Ignorable="w14 w15 w16se w16cid w16 w16cex w16sdtdh w16sdtfl w16du wp14">
   <w:footnote w:type="separator" w:id="-1">
     <w:p>
       <w:pPr>
@@ -27215,7 +26918,7 @@
 </file>
 
 <file path=word/header1.xml><?xml version="1.0" encoding="utf-8"?>
-<w:hdr xmlns:wpc="http://schemas.microsoft.com/office/word/2010/wordprocessingCanvas" xmlns:cx="http://schemas.microsoft.com/office/drawing/2014/chartex" xmlns:cx1="http://schemas.microsoft.com/office/drawing/2015/9/8/chartex" xmlns:cx2="http://schemas.microsoft.com/office/drawing/2015/10/21/chartex" xmlns:cx3="http://schemas.microsoft.com/office/drawing/2016/5/9/chartex" xmlns:cx4="http://schemas.microsoft.com/office/drawing/2016/5/10/chartex" xmlns:cx5="http://schemas.microsoft.com/office/drawing/2016/5/11/chartex" xmlns:cx6="http://schemas.microsoft.com/office/drawing/2016/5/12/chartex" xmlns:cx7="http://schemas.microsoft.com/office/drawing/2016/5/13/chartex" xmlns:cx8="http://schemas.microsoft.com/office/drawing/2016/5/14/chartex" xmlns:mc="http://schemas.openxmlformats.org/markup-compatibility/2006" xmlns:aink="http://schemas.microsoft.com/office/drawing/2016/ink" xmlns:am3d="http://schemas.microsoft.com/office/drawing/2017/model3d" xmlns:o="urn:schemas-microsoft-com:office:office" xmlns:oel="http://schemas.microsoft.com/office/2019/extlst" xmlns:r="http://schemas.openxmlformats.org/officeDocument/2006/relationships" xmlns:m="http://schemas.openxmlformats.org/officeDocument/2006/math" xmlns:v="urn:schemas-microsoft-com:vml" xmlns:wp14="http://schemas.microsoft.com/office/word/2010/wordprocessingDrawing" xmlns:wp="http://schemas.openxmlformats.org/drawingml/2006/wordprocessingDrawing" xmlns:w10="urn:schemas-microsoft-com:office:word" xmlns:w="http://schemas.openxmlformats.org/wordprocessingml/2006/main" xmlns:w14="http://schemas.microsoft.com/office/word/2010/wordml" xmlns:w15="http://schemas.microsoft.com/office/word/2012/wordml" xmlns:w16cex="http://schemas.microsoft.com/office/word/2018/wordml/cex" xmlns:w16cid="http://schemas.microsoft.com/office/word/2016/wordml/cid" xmlns:w16="http://schemas.microsoft.com/office/word/2018/wordml" xmlns:w16du="http://schemas.microsoft.com/office/word/2023/wordml/word16du" xmlns:w16sdtdh="http://schemas.microsoft.com/office/word/2020/wordml/sdtdatahash" xmlns:w16se="http://schemas.microsoft.com/office/word/2015/wordml/symex" xmlns:wpg="http://schemas.microsoft.com/office/word/2010/wordprocessingGroup" xmlns:wpi="http://schemas.microsoft.com/office/word/2010/wordprocessingInk" xmlns:wne="http://schemas.microsoft.com/office/word/2006/wordml" xmlns:wps="http://schemas.microsoft.com/office/word/2010/wordprocessingShape" mc:Ignorable="w14 w15 w16se w16cid w16 w16cex w16sdtdh w16du wp14">
+<w:hdr xmlns:wpc="http://schemas.microsoft.com/office/word/2010/wordprocessingCanvas" xmlns:cx="http://schemas.microsoft.com/office/drawing/2014/chartex" xmlns:cx1="http://schemas.microsoft.com/office/drawing/2015/9/8/chartex" xmlns:cx2="http://schemas.microsoft.com/office/drawing/2015/10/21/chartex" xmlns:cx3="http://schemas.microsoft.com/office/drawing/2016/5/9/chartex" xmlns:cx4="http://schemas.microsoft.com/office/drawing/2016/5/10/chartex" xmlns:cx5="http://schemas.microsoft.com/office/drawing/2016/5/11/chartex" xmlns:cx6="http://schemas.microsoft.com/office/drawing/2016/5/12/chartex" xmlns:cx7="http://schemas.microsoft.com/office/drawing/2016/5/13/chartex" xmlns:cx8="http://schemas.microsoft.com/office/drawing/2016/5/14/chartex" xmlns:mc="http://schemas.openxmlformats.org/markup-compatibility/2006" xmlns:aink="http://schemas.microsoft.com/office/drawing/2016/ink" xmlns:am3d="http://schemas.microsoft.com/office/drawing/2017/model3d" xmlns:o="urn:schemas-microsoft-com:office:office" xmlns:oel="http://schemas.microsoft.com/office/2019/extlst" xmlns:r="http://schemas.openxmlformats.org/officeDocument/2006/relationships" xmlns:m="http://schemas.openxmlformats.org/officeDocument/2006/math" xmlns:v="urn:schemas-microsoft-com:vml" xmlns:wp14="http://schemas.microsoft.com/office/word/2010/wordprocessingDrawing" xmlns:wp="http://schemas.openxmlformats.org/drawingml/2006/wordprocessingDrawing" xmlns:w10="urn:schemas-microsoft-com:office:word" xmlns:w="http://schemas.openxmlformats.org/wordprocessingml/2006/main" xmlns:w14="http://schemas.microsoft.com/office/word/2010/wordml" xmlns:w15="http://schemas.microsoft.com/office/word/2012/wordml" xmlns:w16cex="http://schemas.microsoft.com/office/word/2018/wordml/cex" xmlns:w16cid="http://schemas.microsoft.com/office/word/2016/wordml/cid" xmlns:w16="http://schemas.microsoft.com/office/word/2018/wordml" xmlns:w16du="http://schemas.microsoft.com/office/word/2023/wordml/word16du" xmlns:w16sdtdh="http://schemas.microsoft.com/office/word/2020/wordml/sdtdatahash" xmlns:w16sdtfl="http://schemas.microsoft.com/office/word/2024/wordml/sdtformatlock" xmlns:w16se="http://schemas.microsoft.com/office/word/2015/wordml/symex" xmlns:wpg="http://schemas.microsoft.com/office/word/2010/wordprocessingGroup" xmlns:wpi="http://schemas.microsoft.com/office/word/2010/wordprocessingInk" xmlns:wne="http://schemas.microsoft.com/office/word/2006/wordml" xmlns:wps="http://schemas.microsoft.com/office/word/2010/wordprocessingShape" mc:Ignorable="w14 w15 w16se w16cid w16 w16cex w16sdtdh w16sdtfl w16du wp14">
   <w:tbl>
     <w:tblPr>
       <w:tblStyle w:val="Tablaconcuadrcula"/>
@@ -27505,7 +27208,7 @@
 </file>
 
 <file path=word/numbering.xml><?xml version="1.0" encoding="utf-8"?>
-<w:numbering xmlns:wpc="http://schemas.microsoft.com/office/word/2010/wordprocessingCanvas" xmlns:cx="http://schemas.microsoft.com/office/drawing/2014/chartex" xmlns:cx1="http://schemas.microsoft.com/office/drawing/2015/9/8/chartex" xmlns:cx2="http://schemas.microsoft.com/office/drawing/2015/10/21/chartex" xmlns:cx3="http://schemas.microsoft.com/office/drawing/2016/5/9/chartex" xmlns:cx4="http://schemas.microsoft.com/office/drawing/2016/5/10/chartex" xmlns:cx5="http://schemas.microsoft.com/office/drawing/2016/5/11/chartex" xmlns:cx6="http://schemas.microsoft.com/office/drawing/2016/5/12/chartex" xmlns:cx7="http://schemas.microsoft.com/office/drawing/2016/5/13/chartex" xmlns:cx8="http://schemas.microsoft.com/office/drawing/2016/5/14/chartex" xmlns:mc="http://schemas.openxmlformats.org/markup-compatibility/2006" xmlns:aink="http://schemas.microsoft.com/office/drawing/2016/ink" xmlns:am3d="http://schemas.microsoft.com/office/drawing/2017/model3d" xmlns:o="urn:schemas-microsoft-com:office:office" xmlns:oel="http://schemas.microsoft.com/office/2019/extlst" xmlns:r="http://schemas.openxmlformats.org/officeDocument/2006/relationships" xmlns:m="http://schemas.openxmlformats.org/officeDocument/2006/math" xmlns:v="urn:schemas-microsoft-com:vml" xmlns:wp14="http://schemas.microsoft.com/office/word/2010/wordprocessingDrawing" xmlns:wp="http://schemas.openxmlformats.org/drawingml/2006/wordprocessingDrawing" xmlns:w10="urn:schemas-microsoft-com:office:word" xmlns:w="http://schemas.openxmlformats.org/wordprocessingml/2006/main" xmlns:w14="http://schemas.microsoft.com/office/word/2010/wordml" xmlns:w15="http://schemas.microsoft.com/office/word/2012/wordml" xmlns:w16cex="http://schemas.microsoft.com/office/word/2018/wordml/cex" xmlns:w16cid="http://schemas.microsoft.com/office/word/2016/wordml/cid" xmlns:w16="http://schemas.microsoft.com/office/word/2018/wordml" xmlns:w16du="http://schemas.microsoft.com/office/word/2023/wordml/word16du" xmlns:w16sdtdh="http://schemas.microsoft.com/office/word/2020/wordml/sdtdatahash" xmlns:w16se="http://schemas.microsoft.com/office/word/2015/wordml/symex" xmlns:wpg="http://schemas.microsoft.com/office/word/2010/wordprocessingGroup" xmlns:wpi="http://schemas.microsoft.com/office/word/2010/wordprocessingInk" xmlns:wne="http://schemas.microsoft.com/office/word/2006/wordml" xmlns:wps="http://schemas.microsoft.com/office/word/2010/wordprocessingShape" mc:Ignorable="w14 w15 w16se w16cid w16 w16cex w16sdtdh w16du wp14">
+<w:numbering xmlns:wpc="http://schemas.microsoft.com/office/word/2010/wordprocessingCanvas" xmlns:cx="http://schemas.microsoft.com/office/drawing/2014/chartex" xmlns:cx1="http://schemas.microsoft.com/office/drawing/2015/9/8/chartex" xmlns:cx2="http://schemas.microsoft.com/office/drawing/2015/10/21/chartex" xmlns:cx3="http://schemas.microsoft.com/office/drawing/2016/5/9/chartex" xmlns:cx4="http://schemas.microsoft.com/office/drawing/2016/5/10/chartex" xmlns:cx5="http://schemas.microsoft.com/office/drawing/2016/5/11/chartex" xmlns:cx6="http://schemas.microsoft.com/office/drawing/2016/5/12/chartex" xmlns:cx7="http://schemas.microsoft.com/office/drawing/2016/5/13/chartex" xmlns:cx8="http://schemas.microsoft.com/office/drawing/2016/5/14/chartex" xmlns:mc="http://schemas.openxmlformats.org/markup-compatibility/2006" xmlns:aink="http://schemas.microsoft.com/office/drawing/2016/ink" xmlns:am3d="http://schemas.microsoft.com/office/drawing/2017/model3d" xmlns:o="urn:schemas-microsoft-com:office:office" xmlns:oel="http://schemas.microsoft.com/office/2019/extlst" xmlns:r="http://schemas.openxmlformats.org/officeDocument/2006/relationships" xmlns:m="http://schemas.openxmlformats.org/officeDocument/2006/math" xmlns:v="urn:schemas-microsoft-com:vml" xmlns:wp14="http://schemas.microsoft.com/office/word/2010/wordprocessingDrawing" xmlns:wp="http://schemas.openxmlformats.org/drawingml/2006/wordprocessingDrawing" xmlns:w10="urn:schemas-microsoft-com:office:word" xmlns:w="http://schemas.openxmlformats.org/wordprocessingml/2006/main" xmlns:w14="http://schemas.microsoft.com/office/word/2010/wordml" xmlns:w15="http://schemas.microsoft.com/office/word/2012/wordml" xmlns:w16cex="http://schemas.microsoft.com/office/word/2018/wordml/cex" xmlns:w16cid="http://schemas.microsoft.com/office/word/2016/wordml/cid" xmlns:w16="http://schemas.microsoft.com/office/word/2018/wordml" xmlns:w16du="http://schemas.microsoft.com/office/word/2023/wordml/word16du" xmlns:w16sdtdh="http://schemas.microsoft.com/office/word/2020/wordml/sdtdatahash" xmlns:w16sdtfl="http://schemas.microsoft.com/office/word/2024/wordml/sdtformatlock" xmlns:w16se="http://schemas.microsoft.com/office/word/2015/wordml/symex" xmlns:wpg="http://schemas.microsoft.com/office/word/2010/wordprocessingGroup" xmlns:wpi="http://schemas.microsoft.com/office/word/2010/wordprocessingInk" xmlns:wne="http://schemas.microsoft.com/office/word/2006/wordml" xmlns:wps="http://schemas.microsoft.com/office/word/2010/wordprocessingShape" mc:Ignorable="w14 w15 w16se w16cid w16 w16cex w16sdtdh w16sdtfl w16du wp14">
   <w:abstractNum w:abstractNumId="0" w15:restartNumberingAfterBreak="0">
     <w:nsid w:val="05A65B82"/>
     <w:multiLevelType w:val="hybridMultilevel"/>
@@ -31906,7 +31609,7 @@
 </file>
 
 <file path=word/styles.xml><?xml version="1.0" encoding="utf-8"?>
-<w:styles xmlns:mc="http://schemas.openxmlformats.org/markup-compatibility/2006" xmlns:r="http://schemas.openxmlformats.org/officeDocument/2006/relationships" xmlns:w="http://schemas.openxmlformats.org/wordprocessingml/2006/main" xmlns:w14="http://schemas.microsoft.com/office/word/2010/wordml" xmlns:w15="http://schemas.microsoft.com/office/word/2012/wordml" xmlns:w16cex="http://schemas.microsoft.com/office/word/2018/wordml/cex" xmlns:w16cid="http://schemas.microsoft.com/office/word/2016/wordml/cid" xmlns:w16="http://schemas.microsoft.com/office/word/2018/wordml" xmlns:w16du="http://schemas.microsoft.com/office/word/2023/wordml/word16du" xmlns:w16sdtdh="http://schemas.microsoft.com/office/word/2020/wordml/sdtdatahash" xmlns:w16se="http://schemas.microsoft.com/office/word/2015/wordml/symex" mc:Ignorable="w14 w15 w16se w16cid w16 w16cex w16sdtdh w16du">
+<w:styles xmlns:mc="http://schemas.openxmlformats.org/markup-compatibility/2006" xmlns:r="http://schemas.openxmlformats.org/officeDocument/2006/relationships" xmlns:w="http://schemas.openxmlformats.org/wordprocessingml/2006/main" xmlns:w14="http://schemas.microsoft.com/office/word/2010/wordml" xmlns:w15="http://schemas.microsoft.com/office/word/2012/wordml" xmlns:w16cex="http://schemas.microsoft.com/office/word/2018/wordml/cex" xmlns:w16cid="http://schemas.microsoft.com/office/word/2016/wordml/cid" xmlns:w16="http://schemas.microsoft.com/office/word/2018/wordml" xmlns:w16du="http://schemas.microsoft.com/office/word/2023/wordml/word16du" xmlns:w16sdtdh="http://schemas.microsoft.com/office/word/2020/wordml/sdtdatahash" xmlns:w16sdtfl="http://schemas.microsoft.com/office/word/2024/wordml/sdtformatlock" xmlns:w16se="http://schemas.microsoft.com/office/word/2015/wordml/symex" mc:Ignorable="w14 w15 w16se w16cid w16 w16cex w16sdtdh w16sdtfl w16du">
   <w:docDefaults>
     <w:rPrDefault>
       <w:rPr>
@@ -32953,7 +32656,7 @@
       <w14:ligatures w14:val="none"/>
     </w:rPr>
   </w:style>
-  <w:style w:type="character" w:styleId="Textoennegrita">
+  <w:style w:type="character" w:styleId="Fuerte">
     <w:name w:val="Strong"/>
     <w:basedOn w:val="Fuentedeprrafopredeter"/>
     <w:uiPriority w:val="22"/>
